--- a/docs/论文.docx
+++ b/docs/论文.docx
@@ -16452,7 +16452,7 @@
                 <w:sz w:val="19"/>
                 <w:lang w:eastAsia="zh-CN"/>
               </w:rPr>
-              <w:t>指数恢复，半衰期-35s，可自适应（20-60s）</w:t>
+              <w:t>指数恢复，半衰期约35s，可自适应（20-60s）</w:t>
             </w:r>
           </w:p>
         </w:tc>

--- a/docs/论文.docx
+++ b/docs/论文.docx
@@ -19,7 +19,7 @@
       <w:r>
         <w:rPr>
           <w:rFonts w:hint="eastAsia" w:ascii="黑体" w:hAnsi="黑体" w:eastAsia="黑体"/>
-          <w:b w:val="1"/>
+          <w:b/>
           <w:sz w:val="30"/>
           <w:lang w:eastAsia="zh-CN"/>
         </w:rPr>
@@ -28,60 +28,76 @@
     </w:p>
     <w:p>
       <w:pPr>
-        <w:spacing w:after="40"/>
-        <w:rPr>
-          <w:lang w:eastAsia="zh-CN"/>
-        </w:rPr>
-      </w:pPr>
-      <w:r>
-        <w:rPr>
-          <w:rFonts w:hint="eastAsia" w:ascii="黑体" w:hAnsi="黑体" w:eastAsia="黑体"/>
-          <w:b w:val="1"/>
-          <w:lang w:eastAsia="zh-CN"/>
-        </w:rPr>
-        <w:t>摘要：本文针对表面肌电信号（sEMG）运动疲劳的实时检测问题，设计并实现了一款基于表面肌电的个性化弯举疲劳预警臂带。硬件端以 Arduino UNO R4 WiFi（5V、14-bit ADC）为核心，搭载思知瑞干电极 sEMG 传感器（输出 0~3.0V、1.5V 基准、1000 倍放大、高共模抑制比），以 1000Hz 采样，经 50/60Hz 双陷波后用 256 点 FFT 实时提取 RMS 与 MDF 两项核心特征；校准基准与 WiFi 凭据存片内 EEPROM，海量时序数据经 WiFi 上送微信云开发 CloudBase 云数据库。算法端提出一种基于双锚点 MDF 归一化的个性化自适应疲劳检测方法，包含去直流偏置、工频能量开路检测、RMS/MDF 特征提取、激活度与疲劳度双锚点计算、信号质量评估及会话内本地自适应与云端校准记忆三个层次，并以 11 个核心公式支撑从原始采样到疲劳度百分比的完整计算链路。配套微信小程序提供校准、实时监测、数据分析与网络配置四大功能。实测表明：256 点 FFT 频率分辨率达 3.9Hz/bin；佩戴检测改用基于被陷波移除工频分量的双阈值滞回后，误报率由 15% 降至 0%；全链路端到端 P99 延迟约 320ms。本文同时给出了完整的课题研究日志与数据分析，验证了方法的可行性与工程落地价值。</w:t>
+        <w:spacing w:lineRule="auto" w:line="360"/>
+        <w:jc w:val="left"/>
+      </w:pPr>
+      <w:r>
+        <w:rPr>
+          <w:rFonts w:ascii="黑体" w:hAnsi="黑体" w:eastAsia="黑体"/>
+          <w:b/>
+          <w:sz w:val="24"/>
+        </w:rPr>
+        <w:t>摘要</w:t>
       </w:r>
     </w:p>
     <w:p>
       <w:pPr>
-        <w:spacing w:after="120"/>
-        <w:rPr>
-          <w:lang w:eastAsia="zh-CN"/>
-        </w:rPr>
-      </w:pPr>
-      <w:r>
-        <w:rPr>
-          <w:rFonts w:hint="eastAsia" w:ascii="黑体" w:hAnsi="黑体" w:eastAsia="黑体"/>
-          <w:b w:val="1"/>
-          <w:lang w:eastAsia="zh-CN"/>
-        </w:rPr>
-        <w:t>关键词：</w:t>
-      </w:r>
-      <w:r>
-        <w:rPr>
-          <w:rFonts w:hint="eastAsia" w:ascii="Times New Roman" w:hAnsi="Times New Roman"/>
+        <w:spacing w:after="40" w:lineRule="auto" w:line="360"/>
+        <w:rPr>
+          <w:lang w:eastAsia="zh-CN"/>
+        </w:rPr>
+      </w:pPr>
+      <w:r>
+        <w:rPr>
+          <w:rFonts w:ascii="Times New Roman" w:hAnsi="Times New Roman" w:eastAsia="宋体"/>
+          <w:b w:val="0"/>
           <w:sz w:val="21"/>
-          <w:lang w:eastAsia="zh-CN"/>
-        </w:rPr>
-        <w:t>表面肌电；疲劳预警；中值频率；个性化自适应；可穿戴设备</w:t>
+        </w:rPr>
+        <w:t>本文针对表面肌电信号（sEMG）运动疲劳的实时检测问题，设计并实现了一款基于表面肌电的个性化弯举疲劳预警臂带。硬件端以Arduino UNO R4 WiFi为核心，搭载干电极sEMG传感器（1000倍放大、高共模抑制比），以1000Hz采样，经双陷波后用256点FFT实时提取RMS与MDF两项核心特征；校准数据存片内EEPROM，时序数据经WiFi上送微信云数据库。算法端提出基于双锚点MDF归一化的个性化自适应疲劳检测方法，包含预处理、特征提取、双锚点疲劳计算、信号质量评估及本地自适应与云端校准三个层次。配套微信小程序提供校准、实时监测、数据分析与网络配置四大功能。实测表明：佩戴检测改用双阈值滞回后误报率降至0%；全链路端到端延迟约320ms。本文给出了完整的研究日志与数据分析，验证了方法的可行性与工程落地价值。</w:t>
       </w:r>
     </w:p>
     <w:p>
       <w:pPr>
-        <w:rPr>
-          <w:lang w:eastAsia="zh-CN"/>
-        </w:rPr>
-      </w:pPr>
-      <w:r>
-        <w:rPr>
-          <w:lang w:eastAsia="zh-CN"/>
-        </w:rPr>
-        <w:br w:type="page"/>
+        <w:spacing w:after="120" w:lineRule="auto" w:line="360"/>
+        <w:rPr>
+          <w:lang w:eastAsia="zh-CN"/>
+        </w:rPr>
+      </w:pPr>
+      <w:r>
+        <w:rPr>
+          <w:rFonts w:hint="eastAsia" w:ascii="Times New Roman" w:hAnsi="Times New Roman" w:eastAsia="宋体"/>
+          <w:b w:val="0"/>
+          <w:sz w:val="24"/>
+          <w:lang w:eastAsia="zh-CN"/>
+        </w:rPr>
+        <w:t>关键词：</w:t>
+      </w:r>
+      <w:r>
+        <w:rPr>
+          <w:rFonts w:hint="eastAsia" w:ascii="Times New Roman" w:hAnsi="Times New Roman" w:eastAsia="宋体"/>
+          <w:b w:val="0"/>
+          <w:sz w:val="24"/>
+          <w:lang w:eastAsia="zh-CN"/>
+        </w:rPr>
+        <w:t>表面肌电；疲劳预警；中值频率；个性化自适应；可穿戴设备</w:t>
       </w:r>
     </w:p>
     <w:p>
       <w:pPr>
-        <w:spacing w:before="120" w:line="240" w:lineRule="auto"/>
+        <w:rPr>
+          <w:lang w:eastAsia="zh-CN"/>
+        </w:rPr>
+      </w:pPr>
+      <w:r>
+        <w:rPr>
+          <w:lang w:eastAsia="zh-CN"/>
+        </w:rPr>
+        <w:br w:type="page"/>
+      </w:r>
+    </w:p>
+    <w:p>
+      <w:pPr>
+        <w:spacing w:before="120" w:line="360" w:lineRule="auto"/>
         <w:jc w:val="center"/>
       </w:pPr>
       <w:r>
@@ -3133,7 +3149,7 @@
     <w:p>
       <w:pPr>
         <w:pageBreakBefore w:val="1"/>
-        <w:spacing w:before="280" w:after="120"/>
+        <w:spacing w:before="280" w:after="120" w:lineRule="auto" w:line="360"/>
         <w:outlineLvl w:val="0"/>
         <w:rPr>
           <w:lang w:eastAsia="zh-CN"/>
@@ -3143,8 +3159,8 @@
       <w:r>
         <w:rPr>
           <w:rFonts w:hint="eastAsia" w:ascii="黑体" w:hAnsi="黑体" w:eastAsia="黑体"/>
-          <w:b w:val="1"/>
-          <w:sz w:val="30"/>
+          <w:b/>
+          <w:sz w:val="24"/>
           <w:lang w:eastAsia="zh-CN"/>
         </w:rPr>
         <w:t>一、引言</w:t>
@@ -3153,7 +3169,7 @@
     </w:p>
     <w:p>
       <w:pPr>
-        <w:spacing w:after="80"/>
+        <w:spacing w:after="80" w:lineRule="auto" w:line="360"/>
         <w:ind w:firstLine="480"/>
         <w:rPr>
           <w:lang w:eastAsia="zh-CN"/>
@@ -3161,7 +3177,8 @@
       </w:pPr>
       <w:r>
         <w:rPr>
-          <w:rFonts w:hint="eastAsia" w:ascii="Times New Roman" w:hAnsi="Times New Roman"/>
+          <w:rFonts w:hint="eastAsia" w:ascii="Times New Roman" w:hAnsi="Times New Roman" w:eastAsia="宋体"/>
+          <w:sz w:val="24"/>
           <w:lang w:eastAsia="zh-CN"/>
         </w:rPr>
         <w:t>在日常运动训练与重复用力劳动中，肌肉疲劳易引发运动损伤、影响训练效果，且往往难以被及时察觉；而市面专业肌电检测设备体积大、价格高，难以在日常生活中长期佩戴。为此，本项目拟开发一款基于表面肌电信号（sEMG）的便携式疲劳预警臂带，针对弯举训练等重复用力场景，通过手机小程序实时展示肌肉激活度与疲劳度曲线，并在过载时给出预警，帮助用户科学安排休息、预防损伤[1,2]。</w:t>
@@ -3182,7 +3199,7 @@
     </w:p>
     <w:p>
       <w:pPr>
-        <w:spacing w:before="200" w:after="80"/>
+        <w:spacing w:before="200" w:after="80" w:lineRule="auto" w:line="360"/>
         <w:outlineLvl w:val="1"/>
         <w:rPr>
           <w:lang w:eastAsia="zh-CN"/>
@@ -3202,7 +3219,7 @@
     </w:p>
     <w:p>
       <w:pPr>
-        <w:spacing w:after="80"/>
+        <w:spacing w:after="80" w:lineRule="auto" w:line="360"/>
         <w:ind w:firstLine="480"/>
         <w:rPr>
           <w:lang w:eastAsia="zh-CN"/>
@@ -3210,7 +3227,8 @@
       </w:pPr>
       <w:r>
         <w:rPr>
-          <w:rFonts w:hint="eastAsia" w:ascii="Times New Roman" w:hAnsi="Times New Roman"/>
+          <w:rFonts w:hint="eastAsia" w:ascii="Times New Roman" w:hAnsi="Times New Roman" w:eastAsia="宋体"/>
+          <w:sz w:val="24"/>
           <w:lang w:eastAsia="zh-CN"/>
         </w:rPr>
         <w:t>表面肌电信号（sEMG）是肌肉收缩时由运动单元动作电位叠加产生的生物电信号，其频域与时域特征与肌肉生理状态密切相关。大量研究表明，肌肉持续收缩产生疲劳时，sEMG 信号的频谱中心会系统性向低频偏移，即中值频率（Median Frequency, MDF）与平均频率（MF）下降，这一规律已被作为肌肉疲劳评估的频域金标准指标并反复验证[9,10,12,16]。在时域方面，RMS（均方根）反映信号总功率，与肌肉收缩强度正相关，是激活度归一化的常用基础[1,2]。</w:t>
@@ -3244,7 +3262,7 @@
     </w:p>
     <w:p>
       <w:pPr>
-        <w:spacing w:after="80"/>
+        <w:spacing w:after="80" w:lineRule="auto" w:line="360"/>
         <w:ind w:firstLine="480"/>
         <w:rPr>
           <w:lang w:eastAsia="zh-CN"/>
@@ -3252,10 +3270,62 @@
       </w:pPr>
       <w:r>
         <w:rPr>
-          <w:rFonts w:hint="eastAsia" w:ascii="Times New Roman" w:hAnsi="Times New Roman"/>
+          <w:rFonts w:hint="eastAsia" w:ascii="Times New Roman" w:hAnsi="Times New Roman" w:eastAsia="宋体"/>
+          <w:sz w:val="24"/>
           <w:lang w:eastAsia="zh-CN"/>
         </w:rPr>
         <w:t>现有设备多依赖单一 RMS 幅度的固定阈值方案，存在个体间差异大、校准繁琐、佩戴误报率高等问题。近年来，可穿戴肌电监测与多频域特征融合方法不断发展</w:t>
+      </w:r>
+      <w:r>
+        <w:rPr>
+          <w:rFonts w:ascii="Times New Roman" w:hAnsi="Times New Roman" w:eastAsia="宋体"/>
+          <w:sz w:val="24"/>
+          <w:vertAlign w:val="superscript"/>
+          <w:lang w:eastAsia="zh-CN"/>
+        </w:rPr>
+        <w:t>[17]</w:t>
+      </w:r>
+      <w:r>
+        <w:rPr>
+          <w:rFonts w:hint="eastAsia" w:ascii="Times New Roman" w:hAnsi="Times New Roman" w:eastAsia="宋体"/>
+          <w:sz w:val="24"/>
+          <w:lang w:eastAsia="zh-CN"/>
+        </w:rPr>
+        <w:t>，但如何在资源受限的嵌入式平台上实现"越用越贴合个人"的自适应疲劳评价，仍是工程与算法结合的难点。</w:t>
+      </w:r>
+    </w:p>
+    <w:p>
+      <w:pPr>
+        <w:spacing w:after="80" w:lineRule="auto" w:line="360"/>
+        <w:ind w:firstLine="480"/>
+        <w:rPr>
+          <w:lang w:eastAsia="zh-CN"/>
+        </w:rPr>
+      </w:pPr>
+      <w:r>
+        <w:rPr>
+          <w:rFonts w:hint="eastAsia" w:ascii="Times New Roman" w:hAnsi="Times New Roman" w:eastAsia="宋体"/>
+          <w:sz w:val="24"/>
+          <w:lang w:eastAsia="zh-CN"/>
+        </w:rPr>
+        <w:t>具体到本课题关注的重复用力场景，不同负荷/加压程度对 sEMG 特征的影响[6]、肱二头肌功率输出与肌张力特征的疲劳识别[7]，以及面向大众的健身穿戴产品设计[8]，分别从生理机制、识别方法与产品形态三方面为本文提供了参考。</w:t>
+      </w:r>
+    </w:p>
+    <w:p>
+      <w:pPr>
+        <w:spacing w:after="80" w:lineRule="auto" w:line="360"/>
+        <w:ind w:firstLine="480"/>
+        <w:rPr>
+          <w:lang w:eastAsia="zh-CN"/>
+        </w:rPr>
+      </w:pPr>
+      <w:r>
+        <w:rPr>
+          <w:rFonts w:hint="eastAsia" w:ascii="Times New Roman" w:hAnsi="Times New Roman" w:eastAsia="宋体"/>
+          <w:sz w:val="24"/>
+          <w:lang w:eastAsia="zh-CN"/>
+        </w:rPr>
+        <w:t>本课题的研究对象为肱二头肌在弯举训练等真实场景下的肌肉疲劳，核心是建立自变量——肌肉收缩/用力程度（以放松静息态 Relax 与主动最大收缩态 Active 两个水平操控）与因变量——实时输出的肌肉激活度 A（基于 RMS 双锚点归一化，%）与疲劳度 F（基于 MDF 双锚点归一化，%）之间的映射关系。MDF 随疲劳系统性下降、RMS 随收缩强度上升，是上述映射的生理与物理基础[9,10,12,16]，也为第二章方法假设的提出提供了依据。</w:t>
       </w:r>
       <w:r>
         <w:rPr>
@@ -3263,64 +3333,17 @@
           <w:vertAlign w:val="superscript"/>
           <w:lang w:eastAsia="zh-CN"/>
         </w:rPr>
-        <w:t>[17]</w:t>
       </w:r>
       <w:r>
         <w:rPr>
           <w:rFonts w:hint="eastAsia" w:ascii="Times New Roman" w:hAnsi="Times New Roman"/>
           <w:lang w:eastAsia="zh-CN"/>
         </w:rPr>
-        <w:t>，但如何在资源受限的嵌入式平台上实现"越用越贴合个人"的自适应疲劳评价，仍是工程与算法结合的难点。</w:t>
       </w:r>
     </w:p>
     <w:p>
       <w:pPr>
-        <w:spacing w:after="80"/>
-        <w:ind w:firstLine="480"/>
-        <w:rPr>
-          <w:lang w:eastAsia="zh-CN"/>
-        </w:rPr>
-      </w:pPr>
-      <w:r>
-        <w:rPr>
-          <w:rFonts w:hint="eastAsia" w:ascii="Times New Roman" w:hAnsi="Times New Roman"/>
-          <w:lang w:eastAsia="zh-CN"/>
-        </w:rPr>
-        <w:t>具体到本课题关注的重复用力场景，不同负荷/加压程度对 sEMG 特征的影响[6]、肱二头肌功率输出与肌张力特征的疲劳识别[7]，以及面向大众的健身穿戴产品设计[8]，分别从生理机制、识别方法与产品形态三方面为本文提供了参考。</w:t>
-      </w:r>
-    </w:p>
-    <w:p>
-      <w:pPr>
-        <w:spacing w:after="80"/>
-        <w:ind w:firstLine="480"/>
-        <w:rPr>
-          <w:lang w:eastAsia="zh-CN"/>
-        </w:rPr>
-      </w:pPr>
-      <w:r>
-        <w:rPr>
-          <w:rFonts w:hint="eastAsia" w:ascii="Times New Roman" w:hAnsi="Times New Roman"/>
-          <w:lang w:eastAsia="zh-CN"/>
-        </w:rPr>
-        <w:t>本课题的研究对象为肱二头肌在弯举训练等真实场景下的肌肉疲劳，核心是建立自变量——肌肉收缩/用力程度（以放松静息态 Relax 与主动最大收缩态 Active 两个水平操控）与因变量——实时输出的肌肉激活度 A（基于 RMS 双锚点归一化，%）与疲劳度 F（基于 MDF 双锚点归一化，%）之间的映射关系。MDF 随疲劳系统性下降、RMS 随收缩强度上升，是上述映射的生理与物理基础[9,10,12,16]，也为第二章方法假设的提出提供了依据。</w:t>
-      </w:r>
-      <w:r>
-        <w:rPr>
-          <w:rFonts w:ascii="Times New Roman" w:hAnsi="Times New Roman"/>
-          <w:vertAlign w:val="superscript"/>
-          <w:lang w:eastAsia="zh-CN"/>
-        </w:rPr>
-      </w:r>
-      <w:r>
-        <w:rPr>
-          <w:rFonts w:hint="eastAsia" w:ascii="Times New Roman" w:hAnsi="Times New Roman"/>
-          <w:lang w:eastAsia="zh-CN"/>
-        </w:rPr>
-      </w:r>
-    </w:p>
-    <w:p>
-      <w:pPr>
-        <w:spacing w:before="200" w:after="80"/>
+        <w:spacing w:before="200" w:after="80" w:lineRule="auto" w:line="360"/>
         <w:outlineLvl w:val="1"/>
         <w:rPr>
           <w:lang w:eastAsia="zh-CN"/>
@@ -3340,7 +3363,7 @@
     </w:p>
     <w:p>
       <w:pPr>
-        <w:spacing w:after="80"/>
+        <w:spacing w:after="80" w:lineRule="auto" w:line="360"/>
         <w:ind w:firstLine="480"/>
         <w:rPr>
           <w:lang w:eastAsia="zh-CN"/>
@@ -3348,7 +3371,8 @@
       </w:pPr>
       <w:r>
         <w:rPr>
-          <w:rFonts w:hint="eastAsia" w:ascii="Times New Roman" w:hAnsi="Times New Roman"/>
+          <w:rFonts w:hint="eastAsia" w:ascii="Times New Roman" w:hAnsi="Times New Roman" w:eastAsia="宋体"/>
+          <w:sz w:val="24"/>
           <w:lang w:eastAsia="zh-CN"/>
         </w:rPr>
         <w:t>本文围绕上述痛点，完成了一款肌电疲劳预警臂带的全链路设计与实现，主要贡献包括：（1）设计了以 Arduino UNO R4 WiFi 为核心、干电极 sEMG 传感器为前端、RGB 疲劳灯为指示的低功耗臂带硬件；（2）构建了"固件—云端—小程序"三层软件架构，实现数据采集、云端存储与移动端可视化；（3）提出了基于双锚点 MDF 归一化的个性化自适应疲劳检测算法，以 11 个核心公式覆盖从ADC 采样到疲劳度输出的完整链路，并引入会话内自适应与云端校准记忆；（4）给出了完整的课题研究日志与数据分析，对所提方法进行了工程验证。</w:t>
@@ -3356,7 +3380,7 @@
     </w:p>
     <w:p>
       <w:pPr>
-        <w:spacing w:before="280" w:after="120"/>
+        <w:spacing w:before="280" w:after="120" w:lineRule="auto" w:line="360"/>
         <w:outlineLvl w:val="0"/>
         <w:rPr>
           <w:lang w:eastAsia="zh-CN"/>
@@ -3366,8 +3390,8 @@
       <w:r>
         <w:rPr>
           <w:rFonts w:hint="eastAsia" w:ascii="黑体" w:hAnsi="黑体" w:eastAsia="黑体"/>
-          <w:b w:val="1"/>
-          <w:sz w:val="30"/>
+          <w:b/>
+          <w:sz w:val="24"/>
           <w:lang w:eastAsia="zh-CN"/>
         </w:rPr>
         <w:t>二、方法与假设</w:t>
@@ -3376,7 +3400,7 @@
     </w:p>
     <w:p>
       <w:pPr>
-        <w:spacing w:after="80"/>
+        <w:spacing w:after="80" w:lineRule="auto" w:line="360"/>
         <w:ind w:firstLine="480"/>
         <w:rPr>
           <w:lang w:eastAsia="zh-CN"/>
@@ -3384,7 +3408,8 @@
       </w:pPr>
       <w:r>
         <w:rPr>
-          <w:rFonts w:hint="eastAsia" w:ascii="Times New Roman" w:hAnsi="Times New Roman"/>
+          <w:rFonts w:hint="eastAsia" w:ascii="Times New Roman" w:hAnsi="Times New Roman" w:eastAsia="宋体"/>
+          <w:sz w:val="24"/>
           <w:lang w:eastAsia="zh-CN"/>
         </w:rPr>
         <w:t>本系统的算法建立在以下基本假设与方法框架之上，这些假设是后续信号处理和疲劳度计算的理论与生理基础。</w:t>
@@ -3392,7 +3417,7 @@
     </w:p>
     <w:p>
       <w:pPr>
-        <w:spacing w:before="200" w:after="80"/>
+        <w:spacing w:before="200" w:after="80" w:lineRule="auto" w:line="360"/>
         <w:outlineLvl w:val="1"/>
       </w:pPr>
       <w:bookmarkStart w:id="6" w:name="_Toc235389038"/>
@@ -3409,21 +3434,23 @@
     <w:p>
       <w:pPr>
         <w:pStyle w:val="00002d"/>
-        <w:spacing w:after="40"/>
-        <w:rPr>
-          <w:lang w:eastAsia="zh-CN"/>
-        </w:rPr>
-      </w:pPr>
-      <w:r>
-        <w:rPr>
-          <w:rFonts w:hint="eastAsia" w:ascii="Times New Roman" w:hAnsi="Times New Roman"/>
+        <w:spacing w:after="40" w:lineRule="auto" w:line="360"/>
+        <w:rPr>
+          <w:lang w:eastAsia="zh-CN"/>
+        </w:rPr>
+      </w:pPr>
+      <w:r>
+        <w:rPr>
+          <w:rFonts w:hint="eastAsia" w:ascii="Times New Roman" w:hAnsi="Times New Roman" w:eastAsia="宋体"/>
+          <w:sz w:val="24"/>
           <w:lang w:eastAsia="zh-CN"/>
         </w:rPr>
         <w:t>假设一（疲劳频域标志）：肌肉持续收缩发生疲劳时，sEMG 信号的中值频率 MDF 呈系统性下降</w:t>
       </w:r>
       <w:r>
         <w:rPr>
-          <w:rFonts w:ascii="Times New Roman" w:hAnsi="Times New Roman"/>
+          <w:rFonts w:ascii="Times New Roman" w:hAnsi="Times New Roman" w:eastAsia="宋体"/>
+          <w:sz w:val="24"/>
           <w:vertAlign w:val="superscript"/>
           <w:lang w:eastAsia="zh-CN"/>
         </w:rPr>
@@ -3431,14 +3458,16 @@
       </w:r>
       <w:r>
         <w:rPr>
-          <w:rFonts w:hint="eastAsia" w:ascii="Times New Roman" w:hAnsi="Times New Roman"/>
+          <w:rFonts w:hint="eastAsia" w:ascii="Times New Roman" w:hAnsi="Times New Roman" w:eastAsia="宋体"/>
+          <w:sz w:val="24"/>
           <w:lang w:eastAsia="zh-CN"/>
         </w:rPr>
         <w:t>，可用 MDF 相对下降幅度量化疲劳程度</w:t>
       </w:r>
       <w:r>
         <w:rPr>
-          <w:rFonts w:ascii="Times New Roman" w:hAnsi="Times New Roman"/>
+          <w:rFonts w:ascii="Times New Roman" w:hAnsi="Times New Roman" w:eastAsia="宋体"/>
+          <w:sz w:val="24"/>
           <w:vertAlign w:val="superscript"/>
           <w:lang w:eastAsia="zh-CN"/>
         </w:rPr>
@@ -3446,7 +3475,8 @@
       </w:r>
       <w:r>
         <w:rPr>
-          <w:rFonts w:hint="eastAsia" w:ascii="Times New Roman" w:hAnsi="Times New Roman"/>
+          <w:rFonts w:hint="eastAsia" w:ascii="Times New Roman" w:hAnsi="Times New Roman" w:eastAsia="宋体"/>
+          <w:sz w:val="24"/>
           <w:lang w:eastAsia="zh-CN"/>
         </w:rPr>
         <w:t>。</w:t>
@@ -3455,14 +3485,15 @@
     <w:p>
       <w:pPr>
         <w:pStyle w:val="00002d"/>
-        <w:spacing w:after="40"/>
-        <w:rPr>
-          <w:lang w:eastAsia="zh-CN"/>
-        </w:rPr>
-      </w:pPr>
-      <w:r>
-        <w:rPr>
-          <w:rFonts w:hint="eastAsia" w:ascii="Times New Roman" w:hAnsi="Times New Roman"/>
+        <w:spacing w:after="40" w:lineRule="auto" w:line="360"/>
+        <w:rPr>
+          <w:lang w:eastAsia="zh-CN"/>
+        </w:rPr>
+      </w:pPr>
+      <w:r>
+        <w:rPr>
+          <w:rFonts w:hint="eastAsia" w:ascii="Times New Roman" w:hAnsi="Times New Roman" w:eastAsia="宋体"/>
+          <w:sz w:val="24"/>
           <w:lang w:eastAsia="zh-CN"/>
         </w:rPr>
         <w:t>假设二（时域强度标志）：RMS 反映肌肉收缩时的信号总功率，与收缩强度正相关，可作为激活度归一化的基础。</w:t>
@@ -3471,14 +3502,15 @@
     <w:p>
       <w:pPr>
         <w:pStyle w:val="00002d"/>
-        <w:spacing w:after="40"/>
-        <w:rPr>
-          <w:lang w:eastAsia="zh-CN"/>
-        </w:rPr>
-      </w:pPr>
-      <w:r>
-        <w:rPr>
-          <w:rFonts w:hint="eastAsia" w:ascii="Times New Roman" w:hAnsi="Times New Roman"/>
+        <w:spacing w:after="40" w:lineRule="auto" w:line="360"/>
+        <w:rPr>
+          <w:lang w:eastAsia="zh-CN"/>
+        </w:rPr>
+      </w:pPr>
+      <w:r>
+        <w:rPr>
+          <w:rFonts w:hint="eastAsia" w:ascii="Times New Roman" w:hAnsi="Times New Roman" w:eastAsia="宋体"/>
+          <w:sz w:val="24"/>
           <w:lang w:eastAsia="zh-CN"/>
         </w:rPr>
         <w:t>假设三（个体差异可学习）：不同个体的放松态/最大收缩态 RMS、MDF 存在显著差异，需通过逐人校准建立个性化基线，并以本地在线自适应与云端校准记忆持续贴近用户生理特征。</w:t>
@@ -3486,7 +3518,7 @@
     </w:p>
     <w:p>
       <w:pPr>
-        <w:spacing w:before="200" w:after="80"/>
+        <w:spacing w:before="200" w:after="80" w:lineRule="auto" w:line="360"/>
         <w:outlineLvl w:val="1"/>
         <w:rPr>
           <w:lang w:eastAsia="zh-CN"/>
@@ -3506,7 +3538,7 @@
     </w:p>
     <w:p>
       <w:pPr>
-        <w:spacing w:after="80"/>
+        <w:spacing w:after="80" w:lineRule="auto" w:line="360"/>
         <w:ind w:firstLine="480"/>
         <w:rPr>
           <w:lang w:eastAsia="zh-CN"/>
@@ -3514,7 +3546,8 @@
       </w:pPr>
       <w:r>
         <w:rPr>
-          <w:rFonts w:hint="eastAsia" w:ascii="Times New Roman" w:hAnsi="Times New Roman"/>
+          <w:rFonts w:hint="eastAsia" w:ascii="Times New Roman" w:hAnsi="Times New Roman" w:eastAsia="宋体"/>
+          <w:sz w:val="24"/>
           <w:lang w:eastAsia="zh-CN"/>
         </w:rPr>
         <w:t>本系统的方法可概括为：以“双锚点 MDF 归一化”为核心评价方法，将实时肌电特征归一化为 0~100% 的激活度与疲劳度；技术上采用“固件—云端—小程序”三层架构实现采集、计算与交互的解耦。上述方法的生理依据与算法细节在第五章展开，硬件与软件架构在第三、四章展开，本节仅给出总体技术路线。</w:t>
@@ -3522,7 +3555,7 @@
     </w:p>
     <w:p>
       <w:pPr>
-        <w:spacing w:before="200" w:after="80"/>
+        <w:spacing w:before="200" w:after="80" w:lineRule="auto" w:line="360"/>
         <w:outlineLvl w:val="1"/>
         <w:rPr>
           <w:rFonts w:ascii="黑体" w:hAnsi="黑体" w:eastAsia="黑体"/>
@@ -3545,7 +3578,7 @@
     </w:p>
     <w:p>
       <w:pPr>
-        <w:spacing w:after="80"/>
+        <w:spacing w:after="80" w:lineRule="auto" w:line="360"/>
         <w:ind w:firstLine="480"/>
         <w:rPr>
           <w:lang w:eastAsia="zh-CN"/>
@@ -3553,7 +3586,8 @@
       </w:pPr>
       <w:r>
         <w:rPr>
-          <w:rFonts w:hint="eastAsia" w:ascii="Times New Roman" w:hAnsi="Times New Roman"/>
+          <w:rFonts w:hint="eastAsia" w:ascii="Times New Roman" w:hAnsi="Times New Roman" w:eastAsia="宋体"/>
+          <w:sz w:val="24"/>
           <w:lang w:eastAsia="zh-CN"/>
         </w:rPr>
         <w:t>工频干扰抑制：传感器前端自带模拟工频抑制，固件再级联 50/60Hz 数字陷波，二者共同保证信号纯净；同时将被陷波移除的工频能量用于开路（未佩戴）检测，使“无信号”与“有信号但安静”得以区分。</w:t>
@@ -3561,7 +3595,7 @@
     </w:p>
     <w:p>
       <w:pPr>
-        <w:spacing w:after="80"/>
+        <w:spacing w:after="80" w:lineRule="auto" w:line="360"/>
         <w:ind w:firstLine="480"/>
         <w:rPr>
           <w:lang w:eastAsia="zh-CN"/>
@@ -3569,7 +3603,8 @@
       </w:pPr>
       <w:r>
         <w:rPr>
-          <w:rFonts w:hint="eastAsia" w:ascii="Times New Roman" w:hAnsi="Times New Roman"/>
+          <w:rFonts w:hint="eastAsia" w:ascii="Times New Roman" w:hAnsi="Times New Roman" w:eastAsia="宋体"/>
+          <w:sz w:val="24"/>
           <w:lang w:eastAsia="zh-CN"/>
         </w:rPr>
         <w:t>接触压力伪迹控制：RMS 不仅反映肌肉幅度，也受电极—皮肤接触压力影响。校准时令 Relax 与 Active 在同一佩戴姿态下采集，使接触压力成为共模而在相减中抵消，从而保证激活度锚点仅反映肌肉用力。</w:t>
@@ -3577,7 +3612,7 @@
     </w:p>
     <w:p>
       <w:pPr>
-        <w:spacing w:after="80"/>
+        <w:spacing w:after="80" w:lineRule="auto" w:line="360"/>
         <w:ind w:firstLine="480"/>
         <w:rPr>
           <w:lang w:eastAsia="zh-CN"/>
@@ -3585,7 +3620,8 @@
       </w:pPr>
       <w:r>
         <w:rPr>
-          <w:rFonts w:hint="eastAsia" w:ascii="Times New Roman" w:hAnsi="Times New Roman"/>
+          <w:rFonts w:hint="eastAsia" w:ascii="Times New Roman" w:hAnsi="Times New Roman" w:eastAsia="宋体"/>
+          <w:sz w:val="24"/>
           <w:lang w:eastAsia="zh-CN"/>
         </w:rPr>
         <w:t>个体差异的可学习性：不同个体的放松态/最大收缩态 RMS、MDF 差异显著。系统通过逐人校准建立个性化基线，并以会话内本地自适应（静息基线自校正、最大用力锚点修正）与云端校准记忆三层机制，使基线持续贴近用户生理特征。</w:t>
@@ -3593,7 +3629,7 @@
     </w:p>
     <w:p>
       <w:pPr>
-        <w:spacing w:after="80"/>
+        <w:spacing w:after="80" w:lineRule="auto" w:line="360"/>
         <w:ind w:firstLine="480"/>
         <w:rPr>
           <w:lang w:eastAsia="zh-CN"/>
@@ -3601,7 +3637,8 @@
       </w:pPr>
       <w:r>
         <w:rPr>
-          <w:rFonts w:hint="eastAsia" w:ascii="Times New Roman" w:hAnsi="Times New Roman"/>
+          <w:rFonts w:hint="eastAsia" w:ascii="Times New Roman" w:hAnsi="Times New Roman" w:eastAsia="宋体"/>
+          <w:sz w:val="24"/>
           <w:lang w:eastAsia="zh-CN"/>
         </w:rPr>
         <w:t>测量条件一致性：采样率固定为 1 kHz、ADC 分辨率 14-bit，硬件参数跨会话保持一致，确保不同时间、不同次采集的数据可直接对比。</w:t>
@@ -3609,7 +3646,7 @@
     </w:p>
     <w:p>
       <w:pPr>
-        <w:spacing w:before="280" w:after="120"/>
+        <w:spacing w:before="280" w:after="120" w:lineRule="auto" w:line="360"/>
         <w:outlineLvl w:val="0"/>
         <w:rPr>
           <w:lang w:eastAsia="zh-CN"/>
@@ -3619,8 +3656,8 @@
       <w:r>
         <w:rPr>
           <w:rFonts w:hint="eastAsia" w:ascii="黑体" w:hAnsi="黑体" w:eastAsia="黑体"/>
-          <w:b w:val="1"/>
-          <w:sz w:val="30"/>
+          <w:b/>
+          <w:sz w:val="24"/>
           <w:lang w:eastAsia="zh-CN"/>
         </w:rPr>
         <w:t>三、系统硬件设计</w:t>
@@ -3629,7 +3666,7 @@
     </w:p>
     <w:p>
       <w:pPr>
-        <w:spacing w:after="80"/>
+        <w:spacing w:after="80" w:lineRule="auto" w:line="360"/>
         <w:ind w:firstLine="480"/>
         <w:rPr>
           <w:lang w:eastAsia="zh-CN"/>
@@ -3637,7 +3674,8 @@
       </w:pPr>
       <w:r>
         <w:rPr>
-          <w:rFonts w:hint="eastAsia" w:ascii="Times New Roman" w:hAnsi="Times New Roman"/>
+          <w:rFonts w:hint="eastAsia" w:ascii="Times New Roman" w:hAnsi="Times New Roman" w:eastAsia="宋体"/>
+          <w:sz w:val="24"/>
           <w:lang w:eastAsia="zh-CN"/>
         </w:rPr>
         <w:t>硬件是算法的物理载体，需在有限的功耗与体积约束下完成高保真 sEMG 信号采集。本节介绍系统概览、核心器件、电路连接与佩戴使用。</w:t>
@@ -3645,7 +3683,7 @@
     </w:p>
     <w:p>
       <w:pPr>
-        <w:spacing w:before="200" w:after="80"/>
+        <w:spacing w:before="200" w:after="80" w:lineRule="auto" w:line="360"/>
         <w:outlineLvl w:val="1"/>
         <w:rPr>
           <w:lang w:eastAsia="zh-CN"/>
@@ -3665,19 +3703,21 @@
     </w:p>
     <w:p>
       <w:pPr>
-        <w:spacing w:after="80"/>
+        <w:spacing w:after="80" w:lineRule="auto" w:line="360"/>
         <w:ind w:firstLine="480"/>
       </w:pPr>
       <w:r>
         <w:rPr>
-          <w:rFonts w:hint="eastAsia" w:ascii="Times New Roman" w:hAnsi="Times New Roman"/>
+          <w:rFonts w:hint="eastAsia" w:ascii="Times New Roman" w:hAnsi="Times New Roman" w:eastAsia="宋体"/>
+          <w:sz w:val="24"/>
           <w:lang w:eastAsia="zh-CN"/>
         </w:rPr>
         <w:t>人体肌肉收缩产生的微弱肌电信号经干电极采集，由 sEMG 传感器完成滤波与 1000 倍放大后，以 0~3.0V 模拟信号送入 Arduino UNO R4 WiFi 的 14-bit ADC；固件完成信号处理与疲劳度解算，并通过板载 WiFi 上传至云端。</w:t>
       </w:r>
       <w:r>
         <w:rPr>
-          <w:rFonts w:hint="eastAsia" w:ascii="Times New Roman" w:hAnsi="Times New Roman"/>
+          <w:rFonts w:hint="eastAsia" w:ascii="Times New Roman" w:hAnsi="Times New Roman" w:eastAsia="宋体"/>
+          <w:sz w:val="24"/>
         </w:rPr>
         <w:t>整体硬件架构如图 1 所示。</w:t>
       </w:r>
@@ -3731,6 +3771,7 @@
     </w:p>
     <w:p>
       <w:pPr>
+        <w:spacing w:lineRule="auto" w:line="360"/>
         <w:jc w:val="center"/>
         <w:rPr>
           <w:lang w:eastAsia="zh-CN"/>
@@ -3738,8 +3779,9 @@
       </w:pPr>
       <w:r>
         <w:rPr>
-          <w:rFonts w:hint="eastAsia" w:ascii="Times New Roman" w:hAnsi="Times New Roman"/>
-          <w:sz w:val="21"/>
+          <w:rFonts w:hint="eastAsia" w:ascii="Times New Roman" w:hAnsi="Times New Roman" w:eastAsia="宋体"/>
+          <w:b w:val="0"/>
+          <w:sz w:val="24"/>
           <w:lang w:eastAsia="zh-CN"/>
         </w:rPr>
         <w:t>图1 硬件系统架构流程图</w:t>
@@ -3747,7 +3789,7 @@
     </w:p>
     <w:p>
       <w:pPr>
-        <w:spacing w:before="200" w:after="80"/>
+        <w:spacing w:before="200" w:after="80" w:lineRule="auto" w:line="360"/>
         <w:outlineLvl w:val="1"/>
         <w:rPr>
           <w:lang w:eastAsia="zh-CN"/>
@@ -3767,12 +3809,14 @@
     </w:p>
     <w:p>
       <w:pPr>
+        <w:spacing w:lineRule="auto" w:line="360"/>
         <w:jc w:val="center"/>
       </w:pPr>
       <w:r>
         <w:rPr>
-          <w:rFonts w:hint="eastAsia"/>
-          <w:sz w:val="21"/>
+          <w:rFonts w:hint="eastAsia" w:ascii="Times New Roman" w:hAnsi="Times New Roman" w:eastAsia="宋体"/>
+          <w:b w:val="0"/>
+          <w:sz w:val="24"/>
           <w:szCs w:val="21"/>
         </w:rPr>
         <w:t>表1 核心器件与部件清单</w:t>
@@ -4157,7 +4201,7 @@
     </w:p>
     <w:p>
       <w:pPr>
-        <w:spacing w:before="200" w:after="80"/>
+        <w:spacing w:before="200" w:after="80" w:lineRule="auto" w:line="360"/>
         <w:outlineLvl w:val="1"/>
       </w:pPr>
       <w:bookmarkStart w:id="12" w:name="_Toc235389044"/>
@@ -4173,12 +4217,13 @@
     </w:p>
     <w:p>
       <w:pPr>
-        <w:spacing w:after="80"/>
+        <w:spacing w:after="80" w:lineRule="auto" w:line="360"/>
         <w:ind w:firstLine="480"/>
       </w:pPr>
       <w:r>
         <w:rPr>
-          <w:rFonts w:hint="eastAsia" w:ascii="Times New Roman" w:hAnsi="Times New Roman"/>
+          <w:rFonts w:hint="eastAsia" w:ascii="Times New Roman" w:hAnsi="Times New Roman" w:eastAsia="宋体"/>
+          <w:sz w:val="24"/>
         </w:rPr>
         <w:t>主控采用 Arduino UNO R4 WiFi，其瑞萨 RA4M1 微控制器以 48MHz 运行、仅 32KB RAM，因此算法在内存占用上做了针对性优化（FFT 采用 256 点而非 512 点）。关键参数如表 2 所示。</w:t>
       </w:r>
@@ -4232,24 +4277,28 @@
     </w:p>
     <w:p>
       <w:pPr>
+        <w:spacing w:lineRule="auto" w:line="360"/>
         <w:jc w:val="center"/>
       </w:pPr>
       <w:r>
         <w:rPr>
-          <w:rFonts w:hint="eastAsia" w:ascii="Times New Roman" w:hAnsi="Times New Roman"/>
-          <w:sz w:val="21"/>
+          <w:rFonts w:hint="eastAsia" w:ascii="Times New Roman" w:hAnsi="Times New Roman" w:eastAsia="宋体"/>
+          <w:b w:val="0"/>
+          <w:sz w:val="24"/>
         </w:rPr>
         <w:t>图2 系统主控板实物</w:t>
       </w:r>
     </w:p>
     <w:p>
       <w:pPr>
+        <w:spacing w:lineRule="auto" w:line="360"/>
         <w:jc w:val="center"/>
       </w:pPr>
       <w:r>
         <w:rPr>
-          <w:rFonts w:hint="eastAsia"/>
-          <w:sz w:val="21"/>
+          <w:rFonts w:hint="eastAsia" w:ascii="Times New Roman" w:hAnsi="Times New Roman" w:eastAsia="宋体"/>
+          <w:b w:val="0"/>
+          <w:sz w:val="24"/>
           <w:szCs w:val="21"/>
         </w:rPr>
         <w:t>表2 主控板（Arduino UNO R4 WiFi）关键参数</w:t>
@@ -4596,7 +4645,7 @@
     </w:p>
     <w:p>
       <w:pPr>
-        <w:spacing w:before="200" w:after="80"/>
+        <w:spacing w:before="200" w:after="80" w:lineRule="auto" w:line="360"/>
         <w:outlineLvl w:val="1"/>
         <w:rPr>
           <w:lang w:eastAsia="zh-CN"/>
@@ -4616,7 +4665,7 @@
     </w:p>
     <w:p>
       <w:pPr>
-        <w:spacing w:after="80"/>
+        <w:spacing w:after="80" w:lineRule="auto" w:line="360"/>
         <w:ind w:firstLine="480"/>
         <w:rPr>
           <w:lang w:eastAsia="zh-CN"/>
@@ -4624,7 +4673,8 @@
       </w:pPr>
       <w:r>
         <w:rPr>
-          <w:rFonts w:hint="eastAsia" w:ascii="Times New Roman" w:hAnsi="Times New Roman"/>
+          <w:rFonts w:hint="eastAsia" w:ascii="Times New Roman" w:hAnsi="Times New Roman" w:eastAsia="宋体"/>
+          <w:sz w:val="24"/>
           <w:lang w:eastAsia="zh-CN"/>
         </w:rPr>
         <w:t>sEMG 模块把 ±1.5mV 的差分肌电信号放大 1000 倍并调理为 0~3.0V（以 1.5V 为基准）的单端输出，其接口与关键参数如图 3、图 4 及表 3 所示。该信号放大与采集电路设计与表面肌电测试电路、高共模抑制比肌电传感器电路及数字传感器设计的经典方案一致[3,4,5]。</w:t>
@@ -4679,6 +4729,7 @@
     </w:p>
     <w:p>
       <w:pPr>
+        <w:spacing w:lineRule="auto" w:line="360"/>
         <w:jc w:val="center"/>
         <w:rPr>
           <w:lang w:eastAsia="zh-CN"/>
@@ -4686,8 +4737,9 @@
       </w:pPr>
       <w:r>
         <w:rPr>
-          <w:rFonts w:hint="eastAsia" w:ascii="Times New Roman" w:hAnsi="Times New Roman"/>
-          <w:sz w:val="21"/>
+          <w:rFonts w:hint="eastAsia" w:ascii="Times New Roman" w:hAnsi="Times New Roman" w:eastAsia="宋体"/>
+          <w:b w:val="0"/>
+          <w:sz w:val="24"/>
           <w:lang w:eastAsia="zh-CN"/>
         </w:rPr>
         <w:t>图3 传感器接口与接线定义</w:t>
@@ -4742,6 +4794,7 @@
     </w:p>
     <w:p>
       <w:pPr>
+        <w:spacing w:lineRule="auto" w:line="360"/>
         <w:jc w:val="center"/>
         <w:rPr>
           <w:lang w:eastAsia="zh-CN"/>
@@ -4749,8 +4802,9 @@
       </w:pPr>
       <w:r>
         <w:rPr>
-          <w:rFonts w:hint="eastAsia" w:ascii="Times New Roman" w:hAnsi="Times New Roman"/>
-          <w:sz w:val="21"/>
+          <w:rFonts w:hint="eastAsia" w:ascii="Times New Roman" w:hAnsi="Times New Roman" w:eastAsia="宋体"/>
+          <w:b w:val="0"/>
+          <w:sz w:val="24"/>
           <w:lang w:eastAsia="zh-CN"/>
         </w:rPr>
         <w:t>图4 传感器板子尺寸示意图</w:t>
@@ -4758,6 +4812,7 @@
     </w:p>
     <w:p>
       <w:pPr>
+        <w:spacing w:lineRule="auto" w:line="360"/>
         <w:jc w:val="center"/>
         <w:rPr>
           <w:lang w:eastAsia="zh-CN"/>
@@ -4765,8 +4820,9 @@
       </w:pPr>
       <w:r>
         <w:rPr>
-          <w:rFonts w:hint="eastAsia"/>
-          <w:sz w:val="21"/>
+          <w:rFonts w:hint="eastAsia" w:ascii="Times New Roman" w:hAnsi="Times New Roman" w:eastAsia="宋体"/>
+          <w:b w:val="0"/>
+          <w:sz w:val="24"/>
           <w:szCs w:val="21"/>
           <w:lang w:eastAsia="zh-CN"/>
         </w:rPr>
@@ -5247,6 +5303,7 @@
     </w:p>
     <w:p>
       <w:pPr>
+        <w:spacing w:lineRule="auto" w:line="360"/>
         <w:jc w:val="center"/>
         <w:rPr>
           <w:lang w:eastAsia="zh-CN"/>
@@ -5254,8 +5311,9 @@
       </w:pPr>
       <w:r>
         <w:rPr>
-          <w:rFonts w:hint="eastAsia"/>
-          <w:sz w:val="21"/>
+          <w:rFonts w:hint="eastAsia" w:ascii="Times New Roman" w:hAnsi="Times New Roman" w:eastAsia="宋体"/>
+          <w:b w:val="0"/>
+          <w:sz w:val="24"/>
           <w:szCs w:val="21"/>
           <w:lang w:eastAsia="zh-CN"/>
         </w:rPr>
@@ -5447,7 +5505,7 @@
     </w:p>
     <w:p>
       <w:pPr>
-        <w:spacing w:after="80"/>
+        <w:spacing w:after="80" w:lineRule="auto" w:line="360"/>
         <w:ind w:firstLine="480"/>
         <w:rPr>
           <w:lang w:eastAsia="zh-CN"/>
@@ -5455,7 +5513,8 @@
       </w:pPr>
       <w:r>
         <w:rPr>
-          <w:rFonts w:hint="eastAsia" w:ascii="Times New Roman" w:hAnsi="Times New Roman"/>
+          <w:rFonts w:hint="eastAsia" w:ascii="Times New Roman" w:hAnsi="Times New Roman" w:eastAsia="宋体"/>
+          <w:sz w:val="24"/>
           <w:lang w:eastAsia="zh-CN"/>
         </w:rPr>
         <w:t>可见最大发力时输出仅约 0.5~2.5V，传感器 0~3.0V 量程大部分未用——这正说明增益、ADC分辨率与逐人校准为何关键；数字化读数与校准基线（RMS_relax / RMS_active）的对应关系见第 5 章。</w:t>
@@ -5463,7 +5522,7 @@
     </w:p>
     <w:p>
       <w:pPr>
-        <w:spacing w:before="200" w:after="80"/>
+        <w:spacing w:before="200" w:after="80" w:lineRule="auto" w:line="360"/>
         <w:outlineLvl w:val="1"/>
         <w:rPr>
           <w:lang w:eastAsia="zh-CN"/>
@@ -5483,6 +5542,7 @@
     </w:p>
     <w:p>
       <w:pPr>
+        <w:spacing w:lineRule="auto" w:line="360"/>
         <w:jc w:val="center"/>
         <w:rPr>
           <w:lang w:eastAsia="zh-CN"/>
@@ -5490,8 +5550,9 @@
       </w:pPr>
       <w:r>
         <w:rPr>
-          <w:rFonts w:hint="eastAsia"/>
-          <w:sz w:val="21"/>
+          <w:rFonts w:hint="eastAsia" w:ascii="Times New Roman" w:hAnsi="Times New Roman" w:eastAsia="宋体"/>
+          <w:b w:val="0"/>
+          <w:sz w:val="24"/>
           <w:szCs w:val="21"/>
           <w:lang w:eastAsia="zh-CN"/>
         </w:rPr>
@@ -5769,7 +5830,7 @@
     </w:p>
     <w:p>
       <w:pPr>
-        <w:spacing w:before="200" w:after="80"/>
+        <w:spacing w:before="200" w:after="80" w:lineRule="auto" w:line="360"/>
         <w:outlineLvl w:val="1"/>
       </w:pPr>
       <w:bookmarkStart w:id="15" w:name="_Toc235389047"/>
@@ -5785,18 +5846,20 @@
     </w:p>
     <w:p>
       <w:pPr>
-        <w:spacing w:after="80"/>
+        <w:spacing w:after="80" w:lineRule="auto" w:line="360"/>
         <w:ind w:firstLine="480"/>
       </w:pPr>
       <w:r>
         <w:rPr>
-          <w:rFonts w:hint="eastAsia" w:ascii="Times New Roman" w:hAnsi="Times New Roman"/>
+          <w:rFonts w:hint="eastAsia" w:ascii="Times New Roman" w:hAnsi="Times New Roman" w:eastAsia="宋体"/>
+          <w:sz w:val="24"/>
         </w:rPr>
         <w:t>信号链路为：人体肌肉 → 干电极（DRY+、DRY-）+ 参考电极（GND） → sEMG 传感器（滤波 + 1000 倍放大，高共模抑制比电路抑制工频干扰，输出 0~3.0V）[3,4,5] → Arduino A0（14-bit ADC） → 固件算法处理 → WiFi 上传至云端。传感器与 Arduino 的接线如表 6 所示。</w:t>
       </w:r>
     </w:p>
     <w:p>
       <w:pPr>
+        <w:spacing w:lineRule="auto" w:line="360"/>
         <w:jc w:val="center"/>
         <w:rPr>
           <w:lang w:eastAsia="zh-CN"/>
@@ -5804,8 +5867,9 @@
       </w:pPr>
       <w:r>
         <w:rPr>
-          <w:rFonts w:hint="eastAsia"/>
-          <w:sz w:val="21"/>
+          <w:rFonts w:hint="eastAsia" w:ascii="Times New Roman" w:hAnsi="Times New Roman" w:eastAsia="宋体"/>
+          <w:b w:val="0"/>
+          <w:sz w:val="24"/>
           <w:szCs w:val="21"/>
           <w:lang w:eastAsia="zh-CN"/>
         </w:rPr>
@@ -6067,7 +6131,7 @@
     </w:p>
     <w:p>
       <w:pPr>
-        <w:spacing w:after="80"/>
+        <w:spacing w:after="80" w:lineRule="auto" w:line="360"/>
         <w:ind w:firstLine="480"/>
         <w:rPr>
           <w:lang w:eastAsia="zh-CN"/>
@@ -6075,7 +6139,8 @@
       </w:pPr>
       <w:r>
         <w:rPr>
-          <w:rFonts w:hint="eastAsia" w:ascii="Times New Roman" w:hAnsi="Times New Roman"/>
+          <w:rFonts w:hint="eastAsia" w:ascii="Times New Roman" w:hAnsi="Times New Roman" w:eastAsia="宋体"/>
+          <w:sz w:val="24"/>
           <w:lang w:eastAsia="zh-CN"/>
         </w:rPr>
         <w:t>传感器输出最高 3.0V，UNO R4 WiFi 的 ADC 量程为 0~5V（14-bit，5000mV 参考），无需电平转换即可直接连接；红线与黑线不可接反，否则可能损坏传感器。</w:t>
@@ -6083,18 +6148,20 @@
     </w:p>
     <w:p>
       <w:pPr>
-        <w:spacing w:after="80"/>
+        <w:spacing w:after="80" w:lineRule="auto" w:line="360"/>
         <w:ind w:firstLine="480"/>
       </w:pPr>
       <w:r>
         <w:rPr>
-          <w:rFonts w:hint="eastAsia" w:ascii="Times New Roman" w:hAnsi="Times New Roman"/>
+          <w:rFonts w:hint="eastAsia" w:ascii="Times New Roman" w:hAnsi="Times New Roman" w:eastAsia="宋体"/>
+          <w:sz w:val="24"/>
         </w:rPr>
         <w:t>板载外设方面，LED_BUILTIN（D13）作为电源/运行指示；D2/D3/D4 驱动 RGB 三色 LED 用于疲劳状态指示。RGB 灯的映射规则如表 7 所示。</w:t>
       </w:r>
     </w:p>
     <w:p>
       <w:pPr>
+        <w:spacing w:lineRule="auto" w:line="360"/>
         <w:jc w:val="center"/>
         <w:rPr>
           <w:lang w:eastAsia="zh-CN"/>
@@ -6102,8 +6169,9 @@
       </w:pPr>
       <w:r>
         <w:rPr>
-          <w:rFonts w:hint="eastAsia"/>
-          <w:sz w:val="21"/>
+          <w:rFonts w:hint="eastAsia" w:ascii="Times New Roman" w:hAnsi="Times New Roman" w:eastAsia="宋体"/>
+          <w:b w:val="0"/>
+          <w:sz w:val="24"/>
           <w:szCs w:val="21"/>
           <w:lang w:eastAsia="zh-CN"/>
         </w:rPr>
@@ -6421,7 +6489,7 @@
     </w:p>
     <w:p>
       <w:pPr>
-        <w:spacing w:after="80"/>
+        <w:spacing w:after="80" w:lineRule="auto" w:line="360"/>
         <w:ind w:firstLine="480"/>
         <w:rPr>
           <w:lang w:eastAsia="zh-CN"/>
@@ -6429,7 +6497,8 @@
       </w:pPr>
       <w:r>
         <w:rPr>
-          <w:rFonts w:hint="eastAsia" w:ascii="Times New Roman" w:hAnsi="Times New Roman"/>
+          <w:rFonts w:hint="eastAsia" w:ascii="Times New Roman" w:hAnsi="Times New Roman" w:eastAsia="宋体"/>
+          <w:sz w:val="24"/>
           <w:lang w:eastAsia="zh-CN"/>
         </w:rPr>
         <w:t>引脚分配总表如表 8 所示，包含所有对外接口与用途。</w:t>
@@ -6437,12 +6506,14 @@
     </w:p>
     <w:p>
       <w:pPr>
+        <w:spacing w:lineRule="auto" w:line="360"/>
         <w:jc w:val="center"/>
       </w:pPr>
       <w:r>
         <w:rPr>
-          <w:rFonts w:hint="eastAsia"/>
-          <w:sz w:val="21"/>
+          <w:rFonts w:hint="eastAsia" w:ascii="Times New Roman" w:hAnsi="Times New Roman" w:eastAsia="宋体"/>
+          <w:b w:val="0"/>
+          <w:sz w:val="24"/>
           <w:szCs w:val="21"/>
         </w:rPr>
         <w:t>表8 主控板引脚分配总表</w:t>
@@ -6887,7 +6958,7 @@
     </w:p>
     <w:p>
       <w:pPr>
-        <w:spacing w:before="200" w:after="80"/>
+        <w:spacing w:before="200" w:after="80" w:lineRule="auto" w:line="360"/>
         <w:outlineLvl w:val="1"/>
       </w:pPr>
       <w:bookmarkStart w:id="16" w:name="_Toc235389048"/>
@@ -6903,7 +6974,7 @@
     </w:p>
     <w:p>
       <w:pPr>
-        <w:spacing w:after="80"/>
+        <w:spacing w:after="80" w:lineRule="auto" w:line="360"/>
         <w:ind w:firstLine="480"/>
         <w:rPr>
           <w:lang w:eastAsia="zh-CN"/>
@@ -6911,7 +6982,8 @@
       </w:pPr>
       <w:r>
         <w:rPr>
-          <w:rFonts w:hint="eastAsia" w:ascii="Times New Roman" w:hAnsi="Times New Roman"/>
+          <w:rFonts w:hint="eastAsia" w:ascii="Times New Roman" w:hAnsi="Times New Roman" w:eastAsia="宋体"/>
+          <w:sz w:val="24"/>
           <w:lang w:eastAsia="zh-CN"/>
         </w:rPr>
         <w:t>传感器佩戴于上臂前侧肱二头肌肌腹中部（约在肩峰与肘窝连线中点处），电极沿肌纤维方向贴附，参考电极置于电极之间或肌肉末端，皮肤干燥时可用酒精擦拭以提高信号质量，佩戴位置示意如图 5 所示。</w:t>
@@ -6966,6 +7038,7 @@
     </w:p>
     <w:p>
       <w:pPr>
+        <w:spacing w:lineRule="auto" w:line="360"/>
         <w:jc w:val="center"/>
         <w:rPr>
           <w:lang w:eastAsia="zh-CN"/>
@@ -6973,8 +7046,9 @@
       </w:pPr>
       <w:r>
         <w:rPr>
-          <w:rFonts w:hint="eastAsia" w:ascii="Times New Roman" w:hAnsi="Times New Roman"/>
-          <w:sz w:val="21"/>
+          <w:rFonts w:hint="eastAsia" w:ascii="Times New Roman" w:hAnsi="Times New Roman" w:eastAsia="宋体"/>
+          <w:b w:val="0"/>
+          <w:sz w:val="24"/>
           <w:lang w:eastAsia="zh-CN"/>
         </w:rPr>
         <w:t>图5 肌电传感器佩戴位置示意</w:t>
@@ -6982,6 +7056,7 @@
     </w:p>
     <w:p>
       <w:pPr>
+        <w:spacing w:lineRule="auto" w:line="360"/>
         <w:jc w:val="center"/>
         <w:rPr>
           <w:lang w:eastAsia="zh-CN"/>
@@ -6989,8 +7064,9 @@
       </w:pPr>
       <w:r>
         <w:rPr>
-          <w:rFonts w:hint="eastAsia"/>
-          <w:sz w:val="21"/>
+          <w:rFonts w:hint="eastAsia" w:ascii="Times New Roman" w:hAnsi="Times New Roman" w:eastAsia="宋体"/>
+          <w:b w:val="0"/>
+          <w:sz w:val="24"/>
           <w:szCs w:val="21"/>
           <w:lang w:eastAsia="zh-CN"/>
         </w:rPr>
@@ -7327,19 +7403,20 @@
     </w:p>
     <w:p>
       <w:pPr>
-        <w:spacing w:after="80"/>
+        <w:spacing w:after="80" w:lineRule="auto" w:line="360"/>
         <w:ind w:firstLine="480"/>
       </w:pPr>
       <w:r>
         <w:rPr>
-          <w:rFonts w:hint="eastAsia" w:ascii="Times New Roman" w:hAnsi="Times New Roman"/>
+          <w:rFonts w:hint="eastAsia" w:ascii="Times New Roman" w:hAnsi="Times New Roman" w:eastAsia="宋体"/>
+          <w:sz w:val="24"/>
         </w:rPr>
         <w:t>电源方面，设备支持 USB-C 5V（4.8~5.5V）或板载 DC Jack 接 6~24V 外部直流（推荐 7~12V），峰值电流约 300mA，推荐使用 5V/2A 电源适配器。</w:t>
       </w:r>
     </w:p>
     <w:p>
       <w:pPr>
-        <w:spacing w:before="280" w:after="120"/>
+        <w:spacing w:before="280" w:after="120" w:lineRule="auto" w:line="360"/>
         <w:outlineLvl w:val="0"/>
         <w:rPr>
           <w:lang w:eastAsia="zh-CN"/>
@@ -7349,8 +7426,8 @@
       <w:r>
         <w:rPr>
           <w:rFonts w:hint="eastAsia" w:ascii="黑体" w:hAnsi="黑体" w:eastAsia="黑体"/>
-          <w:b w:val="1"/>
-          <w:sz w:val="30"/>
+          <w:b/>
+          <w:sz w:val="24"/>
           <w:lang w:eastAsia="zh-CN"/>
         </w:rPr>
         <w:t>四、系统软件设计</w:t>
@@ -7359,12 +7436,13 @@
     </w:p>
     <w:p>
       <w:pPr>
-        <w:spacing w:after="80"/>
+        <w:spacing w:after="80" w:lineRule="auto" w:line="360"/>
         <w:ind w:firstLine="480"/>
       </w:pPr>
       <w:r>
         <w:rPr>
-          <w:rFonts w:hint="eastAsia" w:ascii="Times New Roman" w:hAnsi="Times New Roman"/>
+          <w:rFonts w:hint="eastAsia" w:ascii="Times New Roman" w:hAnsi="Times New Roman" w:eastAsia="宋体"/>
+          <w:sz w:val="24"/>
           <w:lang w:eastAsia="zh-CN"/>
         </w:rPr>
         <w:t>软件系统采用"固件—云端—小程序"三层架构，通过微信云开发平台实现数据采集、存储与展示。其总体架构如图 6 所示。</w:t>
@@ -7419,12 +7497,14 @@
     </w:p>
     <w:p>
       <w:pPr>
+        <w:spacing w:lineRule="auto" w:line="360"/>
         <w:jc w:val="center"/>
       </w:pPr>
       <w:r>
         <w:rPr>
-          <w:rFonts w:hint="eastAsia" w:ascii="Times New Roman" w:hAnsi="Times New Roman"/>
-          <w:sz w:val="21"/>
+          <w:rFonts w:hint="eastAsia" w:ascii="Times New Roman" w:hAnsi="Times New Roman" w:eastAsia="宋体"/>
+          <w:b w:val="0"/>
+          <w:sz w:val="24"/>
         </w:rPr>
         <w:t>图6 软件架构全景图</w:t>
       </w:r>
@@ -7432,14 +7512,15 @@
     <w:p>
       <w:pPr>
         <w:pStyle w:val="00002d"/>
-        <w:spacing w:after="40"/>
-        <w:rPr>
-          <w:lang w:eastAsia="zh-CN"/>
-        </w:rPr>
-      </w:pPr>
-      <w:r>
-        <w:rPr>
-          <w:rFonts w:hint="eastAsia" w:ascii="Times New Roman" w:hAnsi="Times New Roman"/>
+        <w:spacing w:after="40" w:lineRule="auto" w:line="360"/>
+        <w:rPr>
+          <w:lang w:eastAsia="zh-CN"/>
+        </w:rPr>
+      </w:pPr>
+      <w:r>
+        <w:rPr>
+          <w:rFonts w:hint="eastAsia" w:ascii="Times New Roman" w:hAnsi="Times New Roman" w:eastAsia="宋体"/>
+          <w:sz w:val="24"/>
           <w:lang w:eastAsia="zh-CN"/>
         </w:rPr>
         <w:t>数据格式统一：固件上传真实物理值（mV/Hz/%），小程序直接显示，无需换算。</w:t>
@@ -7448,14 +7529,15 @@
     <w:p>
       <w:pPr>
         <w:pStyle w:val="00002d"/>
-        <w:spacing w:after="40"/>
-        <w:rPr>
-          <w:lang w:eastAsia="zh-CN"/>
-        </w:rPr>
-      </w:pPr>
-      <w:r>
-        <w:rPr>
-          <w:rFonts w:hint="eastAsia" w:ascii="Times New Roman" w:hAnsi="Times New Roman"/>
+        <w:spacing w:after="40" w:lineRule="auto" w:line="360"/>
+        <w:rPr>
+          <w:lang w:eastAsia="zh-CN"/>
+        </w:rPr>
+      </w:pPr>
+      <w:r>
+        <w:rPr>
+          <w:rFonts w:hint="eastAsia" w:ascii="Times New Roman" w:hAnsi="Times New Roman" w:eastAsia="宋体"/>
+          <w:sz w:val="24"/>
           <w:lang w:eastAsia="zh-CN"/>
         </w:rPr>
         <w:t>通信解耦：小程序不直连固件，所有交互通过云函数中转。</w:t>
@@ -7464,14 +7546,15 @@
     <w:p>
       <w:pPr>
         <w:pStyle w:val="00002d"/>
-        <w:spacing w:after="40"/>
-        <w:rPr>
-          <w:lang w:eastAsia="zh-CN"/>
-        </w:rPr>
-      </w:pPr>
-      <w:r>
-        <w:rPr>
-          <w:rFonts w:hint="eastAsia" w:ascii="Times New Roman" w:hAnsi="Times New Roman"/>
+        <w:spacing w:after="40" w:lineRule="auto" w:line="360"/>
+        <w:rPr>
+          <w:lang w:eastAsia="zh-CN"/>
+        </w:rPr>
+      </w:pPr>
+      <w:r>
+        <w:rPr>
+          <w:rFonts w:hint="eastAsia" w:ascii="Times New Roman" w:hAnsi="Times New Roman" w:eastAsia="宋体"/>
+          <w:sz w:val="24"/>
           <w:lang w:eastAsia="zh-CN"/>
         </w:rPr>
         <w:t>个性化校准：基于用户自身的放松/收缩状态建立疲劳基线。</w:t>
@@ -7480,14 +7563,15 @@
     <w:p>
       <w:pPr>
         <w:pStyle w:val="00002d"/>
-        <w:spacing w:after="40"/>
-        <w:rPr>
-          <w:lang w:eastAsia="zh-CN"/>
-        </w:rPr>
-      </w:pPr>
-      <w:r>
-        <w:rPr>
-          <w:rFonts w:hint="eastAsia" w:ascii="Times New Roman" w:hAnsi="Times New Roman"/>
+        <w:spacing w:after="40" w:lineRule="auto" w:line="360"/>
+        <w:rPr>
+          <w:lang w:eastAsia="zh-CN"/>
+        </w:rPr>
+      </w:pPr>
+      <w:r>
+        <w:rPr>
+          <w:rFonts w:hint="eastAsia" w:ascii="Times New Roman" w:hAnsi="Times New Roman" w:eastAsia="宋体"/>
+          <w:sz w:val="24"/>
           <w:lang w:eastAsia="zh-CN"/>
         </w:rPr>
         <w:t>纵向学习：云端存储校准历史，设备启动时从云端同步校准基线。</w:t>
@@ -7495,7 +7579,7 @@
     </w:p>
     <w:p>
       <w:pPr>
-        <w:spacing w:before="200" w:after="80"/>
+        <w:spacing w:before="200" w:after="80" w:lineRule="auto" w:line="360"/>
         <w:outlineLvl w:val="1"/>
       </w:pPr>
       <w:bookmarkStart w:id="18" w:name="_Toc235389050"/>
@@ -7511,24 +7595,27 @@
     </w:p>
     <w:p>
       <w:pPr>
-        <w:spacing w:after="80"/>
+        <w:spacing w:after="80" w:lineRule="auto" w:line="360"/>
         <w:ind w:firstLine="480"/>
       </w:pPr>
       <w:r>
         <w:rPr>
-          <w:rFonts w:hint="eastAsia" w:ascii="Times New Roman" w:hAnsi="Times New Roman"/>
+          <w:rFonts w:hint="eastAsia" w:ascii="Times New Roman" w:hAnsi="Times New Roman" w:eastAsia="宋体"/>
+          <w:sz w:val="24"/>
         </w:rPr>
         <w:t>固件运行于 Arduino UNO R4 WiFi（RA4M1，48MHz，32KB RAM），核心模块如表 10 所示。</w:t>
       </w:r>
     </w:p>
     <w:p>
       <w:pPr>
+        <w:spacing w:lineRule="auto" w:line="360"/>
         <w:jc w:val="center"/>
       </w:pPr>
       <w:r>
         <w:rPr>
-          <w:rFonts w:hint="eastAsia"/>
-          <w:sz w:val="21"/>
+          <w:rFonts w:hint="eastAsia" w:ascii="Times New Roman" w:hAnsi="Times New Roman" w:eastAsia="宋体"/>
+          <w:b w:val="0"/>
+          <w:sz w:val="24"/>
           <w:szCs w:val="21"/>
         </w:rPr>
         <w:t>表10 固件核心模块与职责</w:t>
@@ -7929,7 +8016,7 @@
     </w:p>
     <w:p>
       <w:pPr>
-        <w:spacing w:after="80"/>
+        <w:spacing w:after="80" w:lineRule="auto" w:line="360"/>
         <w:ind w:firstLine="480"/>
         <w:rPr>
           <w:lang w:eastAsia="zh-CN"/>
@@ -7937,7 +8024,8 @@
       </w:pPr>
       <w:r>
         <w:rPr>
-          <w:rFonts w:hint="eastAsia" w:ascii="Times New Roman" w:hAnsi="Times New Roman"/>
+          <w:rFonts w:hint="eastAsia" w:ascii="Times New Roman" w:hAnsi="Times New Roman" w:eastAsia="宋体"/>
+          <w:sz w:val="24"/>
           <w:lang w:eastAsia="zh-CN"/>
         </w:rPr>
         <w:t>启动流程为：电源上电 → 串口初始化 → EEPROM加载 → BLE初始化 → WiFi连接(15s超时) → NTP同步(20s超时) → 生成DeviceID → 注册回调 → 启动Session → 加载校准参数 → 启动1kHz采样定时器 → 进入主循环(10Hz)。关键设计：定时器始终启动，未校准时激活度/疲劳度标记为无效（calibrated=0）；NTP 同步成功后才启动 Session 以确保时间戳准确；WiFi 连接失败时自动进入 BLE 配网模式。</w:t>
@@ -7945,7 +8033,7 @@
     </w:p>
     <w:p>
       <w:pPr>
-        <w:spacing w:after="80"/>
+        <w:spacing w:after="80" w:lineRule="auto" w:line="360"/>
         <w:ind w:firstLine="480"/>
         <w:rPr>
           <w:lang w:eastAsia="zh-CN"/>
@@ -7953,33 +8041,38 @@
       </w:pPr>
       <w:r>
         <w:rPr>
-          <w:rFonts w:hint="eastAsia" w:ascii="Times New Roman" w:hAnsi="Times New Roman"/>
+          <w:rFonts w:hint="eastAsia" w:ascii="Times New Roman" w:hAnsi="Times New Roman" w:eastAsia="宋体"/>
+          <w:sz w:val="24"/>
           <w:lang w:eastAsia="zh-CN"/>
         </w:rPr>
         <w:t xml:space="preserve">信号处理流程每 100ms（10Hz）执行一次：1kHz ADC 采样 → 数字陷波(50/60Hz) → 环形缓冲区(512点) → 256点快照 → RMS计算 → FFT+功率谱 → MDF计算(20~250Hz) → 激活度计算 → 疲劳度计算(双锚点+EMA) → 信号质量评估。EMA 平滑策略：肌肉收缩时 </w:t>
       </w:r>
       <w:r>
         <w:rPr>
-          <w:rFonts w:ascii="Times New Roman" w:hAnsi="Times New Roman"/>
+          <w:rFonts w:ascii="Times New Roman" w:hAnsi="Times New Roman" w:eastAsia="宋体"/>
+          <w:sz w:val="24"/>
         </w:rPr>
         <w:t>α</w:t>
       </w:r>
       <w:r>
         <w:rPr>
-          <w:rFonts w:hint="eastAsia" w:ascii="Times New Roman" w:hAnsi="Times New Roman"/>
+          <w:rFonts w:hint="eastAsia" w:ascii="Times New Roman" w:hAnsi="Times New Roman" w:eastAsia="宋体"/>
+          <w:sz w:val="24"/>
           <w:lang w:eastAsia="zh-CN"/>
         </w:rPr>
         <w:t xml:space="preserve">=0.35（快速跟踪），稳态时 </w:t>
       </w:r>
       <w:r>
         <w:rPr>
-          <w:rFonts w:ascii="Times New Roman" w:hAnsi="Times New Roman"/>
+          <w:rFonts w:ascii="Times New Roman" w:hAnsi="Times New Roman" w:eastAsia="宋体"/>
+          <w:sz w:val="24"/>
         </w:rPr>
         <w:t>α</w:t>
       </w:r>
       <w:r>
         <w:rPr>
-          <w:rFonts w:hint="eastAsia" w:ascii="Times New Roman" w:hAnsi="Times New Roman"/>
+          <w:rFonts w:hint="eastAsia" w:ascii="Times New Roman" w:hAnsi="Times New Roman" w:eastAsia="宋体"/>
+          <w:sz w:val="24"/>
           <w:lang w:eastAsia="zh-CN"/>
         </w:rPr>
         <w:t>=0.15（平滑降噪）。</w:t>
@@ -7987,12 +8080,14 @@
     </w:p>
     <w:p>
       <w:pPr>
+        <w:spacing w:lineRule="auto" w:line="360"/>
         <w:jc w:val="center"/>
       </w:pPr>
       <w:r>
         <w:rPr>
-          <w:rFonts w:hint="eastAsia"/>
-          <w:sz w:val="21"/>
+          <w:rFonts w:hint="eastAsia" w:ascii="Times New Roman" w:hAnsi="Times New Roman" w:eastAsia="宋体"/>
+          <w:b w:val="0"/>
+          <w:sz w:val="24"/>
           <w:szCs w:val="21"/>
         </w:rPr>
         <w:t>表11 数据上传触发条件</w:t>
@@ -8198,36 +8293,40 @@
     </w:p>
     <w:p>
       <w:pPr>
-        <w:spacing w:after="80"/>
+        <w:spacing w:after="80" w:lineRule="auto" w:line="360"/>
         <w:ind w:firstLine="480"/>
       </w:pPr>
       <w:r>
         <w:rPr>
-          <w:rFonts w:hint="eastAsia" w:ascii="Times New Roman" w:hAnsi="Times New Roman"/>
+          <w:rFonts w:hint="eastAsia" w:ascii="Times New Roman" w:hAnsi="Times New Roman" w:eastAsia="宋体"/>
+          <w:sz w:val="24"/>
         </w:rPr>
         <w:t>上传数据格式为 8 元素数组：[timestamp_sec, ms, rms, activation, mdf, fatigue, quality, calibrated]，其中 calibrated 标志用于未校准时前端将激活度/疲劳度显示为"--"。</w:t>
       </w:r>
     </w:p>
     <w:p>
       <w:pPr>
-        <w:spacing w:after="80"/>
+        <w:spacing w:after="80" w:lineRule="auto" w:line="360"/>
         <w:ind w:firstLine="480"/>
       </w:pPr>
       <w:r>
         <w:rPr>
-          <w:rFonts w:hint="eastAsia" w:ascii="Times New Roman" w:hAnsi="Times New Roman"/>
+          <w:rFonts w:hint="eastAsia" w:ascii="Times New Roman" w:hAnsi="Times New Roman" w:eastAsia="宋体"/>
+          <w:sz w:val="24"/>
         </w:rPr>
         <w:t>BLE 配网流程：小程序扫描 → 连接BLE → 读取DeviceID → 订阅配网结果通知 → 写入SSID+密码 → 固件保存EEPROM → 重启WiFi连接 → 成功则通知"OK"与IP。BLE 服务与特征 UUID 如表 12 所示。</w:t>
       </w:r>
     </w:p>
     <w:p>
       <w:pPr>
+        <w:spacing w:lineRule="auto" w:line="360"/>
         <w:jc w:val="center"/>
       </w:pPr>
       <w:r>
         <w:rPr>
-          <w:rFonts w:hint="eastAsia"/>
-          <w:sz w:val="21"/>
+          <w:rFonts w:hint="eastAsia" w:ascii="Times New Roman" w:hAnsi="Times New Roman" w:eastAsia="宋体"/>
+          <w:b w:val="0"/>
+          <w:sz w:val="24"/>
           <w:szCs w:val="21"/>
         </w:rPr>
         <w:t>表12 BLE服务与特征值UUID</w:t>
@@ -8600,7 +8699,7 @@
     </w:p>
     <w:p>
       <w:pPr>
-        <w:spacing w:before="200" w:after="80"/>
+        <w:spacing w:before="200" w:after="80" w:lineRule="auto" w:line="360"/>
         <w:outlineLvl w:val="1"/>
       </w:pPr>
       <w:bookmarkStart w:id="19" w:name="_Toc235389051"/>
@@ -8616,24 +8715,27 @@
     </w:p>
     <w:p>
       <w:pPr>
-        <w:spacing w:after="80"/>
+        <w:spacing w:after="80" w:lineRule="auto" w:line="360"/>
         <w:ind w:firstLine="480"/>
       </w:pPr>
       <w:r>
         <w:rPr>
-          <w:rFonts w:hint="eastAsia" w:ascii="Times New Roman" w:hAnsi="Times New Roman"/>
+          <w:rFonts w:hint="eastAsia" w:ascii="Times New Roman" w:hAnsi="Times New Roman" w:eastAsia="宋体"/>
+          <w:sz w:val="24"/>
         </w:rPr>
         <w:t>云端由微信云开发 CloudBase 承载，固件侧调用（HTTP POST）的云函数如表 13 所示，小程序侧调用（wx.cloud.callFunction）的云函数如表 14 所示。总计 16 个云函数（14 个业务 + 2 个运维）。</w:t>
       </w:r>
     </w:p>
     <w:p>
       <w:pPr>
+        <w:spacing w:lineRule="auto" w:line="360"/>
         <w:jc w:val="center"/>
       </w:pPr>
       <w:r>
         <w:rPr>
-          <w:rFonts w:hint="eastAsia"/>
-          <w:sz w:val="21"/>
+          <w:rFonts w:hint="eastAsia" w:ascii="Times New Roman" w:hAnsi="Times New Roman" w:eastAsia="宋体"/>
+          <w:b w:val="0"/>
+          <w:sz w:val="24"/>
           <w:szCs w:val="21"/>
         </w:rPr>
         <w:t>表13 固件侧云函数列表</w:t>
@@ -9038,12 +9140,14 @@
     </w:p>
     <w:p>
       <w:pPr>
+        <w:spacing w:lineRule="auto" w:line="360"/>
         <w:jc w:val="center"/>
       </w:pPr>
       <w:r>
         <w:rPr>
-          <w:rFonts w:hint="eastAsia"/>
-          <w:sz w:val="21"/>
+          <w:rFonts w:hint="eastAsia" w:ascii="Times New Roman" w:hAnsi="Times New Roman" w:eastAsia="宋体"/>
+          <w:b w:val="0"/>
+          <w:sz w:val="24"/>
           <w:szCs w:val="21"/>
         </w:rPr>
         <w:t>表14 小程序侧云函数列表</w:t>
@@ -9367,7 +9471,7 @@
     </w:p>
     <w:p>
       <w:pPr>
-        <w:spacing w:after="80"/>
+        <w:spacing w:after="80" w:lineRule="auto" w:line="360"/>
         <w:ind w:firstLine="480"/>
         <w:rPr>
           <w:lang w:eastAsia="zh-CN"/>
@@ -9375,7 +9479,8 @@
       </w:pPr>
       <w:r>
         <w:rPr>
-          <w:rFonts w:hint="eastAsia" w:ascii="Times New Roman" w:hAnsi="Times New Roman"/>
+          <w:rFonts w:hint="eastAsia" w:ascii="Times New Roman" w:hAnsi="Times New Roman" w:eastAsia="宋体"/>
+          <w:sz w:val="24"/>
           <w:lang w:eastAsia="zh-CN"/>
         </w:rPr>
         <w:t>数据库设计包含 6 个集合，如表 15 所示；所有集合权限为"仅创建者可写，所有人可读"。</w:t>
@@ -9383,12 +9488,14 @@
     </w:p>
     <w:p>
       <w:pPr>
+        <w:spacing w:lineRule="auto" w:line="360"/>
         <w:jc w:val="center"/>
       </w:pPr>
       <w:r>
         <w:rPr>
-          <w:rFonts w:hint="eastAsia"/>
-          <w:sz w:val="21"/>
+          <w:rFonts w:hint="eastAsia" w:ascii="Times New Roman" w:hAnsi="Times New Roman" w:eastAsia="宋体"/>
+          <w:b w:val="0"/>
+          <w:sz w:val="24"/>
           <w:szCs w:val="21"/>
         </w:rPr>
         <w:t>表15 云端数据库集合设计</w:t>
@@ -9821,19 +9928,20 @@
     </w:p>
     <w:p>
       <w:pPr>
-        <w:spacing w:after="80"/>
+        <w:spacing w:after="80" w:lineRule="auto" w:line="360"/>
         <w:ind w:firstLine="480"/>
       </w:pPr>
       <w:r>
         <w:rPr>
-          <w:rFonts w:hint="eastAsia" w:ascii="Times New Roman" w:hAnsi="Times New Roman"/>
+          <w:rFonts w:hint="eastAsia" w:ascii="Times New Roman" w:hAnsi="Times New Roman" w:eastAsia="宋体"/>
+          <w:sz w:val="24"/>
         </w:rPr>
         <w:t>固件通过 HTTP 调用云函数，需在云开发控制台"HTTP 访问服务"登记对应路径（如 /dataIngest、/getProfile），否则网关返回 INVALID_PATH。</w:t>
       </w:r>
     </w:p>
     <w:p>
       <w:pPr>
-        <w:spacing w:before="200" w:after="80"/>
+        <w:spacing w:before="200" w:after="80" w:lineRule="auto" w:line="360"/>
         <w:outlineLvl w:val="1"/>
       </w:pPr>
       <w:bookmarkStart w:id="20" w:name="_Toc235389052"/>
@@ -9849,18 +9957,20 @@
     </w:p>
     <w:p>
       <w:pPr>
-        <w:spacing w:after="80"/>
+        <w:spacing w:after="80" w:lineRule="auto" w:line="360"/>
         <w:ind w:firstLine="480"/>
       </w:pPr>
       <w:r>
         <w:rPr>
-          <w:rFonts w:hint="eastAsia" w:ascii="Times New Roman" w:hAnsi="Times New Roman"/>
+          <w:rFonts w:hint="eastAsia" w:ascii="Times New Roman" w:hAnsi="Times New Roman" w:eastAsia="宋体"/>
+          <w:sz w:val="24"/>
         </w:rPr>
         <w:t>小程序共 4 个页面（calibrate / realtime / analysis / network），页面结构与显示信息如表 16 所示，个人信息功能集成于校准页而非独立页面。</w:t>
       </w:r>
     </w:p>
     <w:p>
       <w:pPr>
+        <w:spacing w:lineRule="auto" w:line="360"/>
         <w:jc w:val="center"/>
         <w:rPr>
           <w:lang w:eastAsia="zh-CN"/>
@@ -9868,8 +9978,9 @@
       </w:pPr>
       <w:r>
         <w:rPr>
-          <w:rFonts w:hint="eastAsia"/>
-          <w:sz w:val="21"/>
+          <w:rFonts w:hint="eastAsia" w:ascii="Times New Roman" w:hAnsi="Times New Roman" w:eastAsia="宋体"/>
+          <w:b w:val="0"/>
+          <w:sz w:val="24"/>
           <w:szCs w:val="21"/>
           <w:lang w:eastAsia="zh-CN"/>
         </w:rPr>
@@ -10206,7 +10317,7 @@
     </w:p>
     <w:p>
       <w:pPr>
-        <w:spacing w:after="80"/>
+        <w:spacing w:after="80" w:lineRule="auto" w:line="360"/>
         <w:ind w:firstLine="480"/>
         <w:rPr>
           <w:lang w:eastAsia="zh-CN"/>
@@ -10214,7 +10325,8 @@
       </w:pPr>
       <w:r>
         <w:rPr>
-          <w:rFonts w:hint="eastAsia" w:ascii="Times New Roman" w:hAnsi="Times New Roman"/>
+          <w:rFonts w:hint="eastAsia" w:ascii="Times New Roman" w:hAnsi="Times New Roman" w:eastAsia="宋体"/>
+          <w:sz w:val="24"/>
         </w:rPr>
         <w:t>肌电校准流程：点击"开始校准" → 检查用户信息 → 发送 record_relax → 云端轮询 sessions → 显示实时 RMS/MDF → 发送 record_active → 校验有效性 → 保存。校准结果校验阈值：RMS 收缩值 &gt; 放松值×2.0 且 ≥ 0.5mV；MDF 放松值与收缩值均在 20~250Hz。肌电信号存在显著个体差异（如图 7 所示），校准用于建立个人基准。</w:t>
       </w:r>
@@ -10268,6 +10380,7 @@
     </w:p>
     <w:p>
       <w:pPr>
+        <w:spacing w:lineRule="auto" w:line="360"/>
         <w:jc w:val="center"/>
         <w:rPr>
           <w:lang w:eastAsia="zh-CN"/>
@@ -10275,8 +10388,9 @@
       </w:pPr>
       <w:r>
         <w:rPr>
-          <w:rFonts w:hint="eastAsia" w:ascii="Times New Roman" w:hAnsi="Times New Roman"/>
-          <w:sz w:val="21"/>
+          <w:rFonts w:hint="eastAsia" w:ascii="Times New Roman" w:hAnsi="Times New Roman" w:eastAsia="宋体"/>
+          <w:b w:val="0"/>
+          <w:sz w:val="24"/>
           <w:lang w:eastAsia="zh-CN"/>
         </w:rPr>
         <w:t>图7 肌电信号个体差异（校准必要性）</w:t>
@@ -10284,7 +10398,7 @@
     </w:p>
     <w:p>
       <w:pPr>
-        <w:spacing w:after="80"/>
+        <w:spacing w:after="80" w:lineRule="auto" w:line="360"/>
         <w:ind w:firstLine="480"/>
         <w:rPr>
           <w:lang w:eastAsia="zh-CN"/>
@@ -10292,7 +10406,8 @@
       </w:pPr>
       <w:r>
         <w:rPr>
-          <w:rFonts w:hint="eastAsia" w:ascii="Times New Roman" w:hAnsi="Times New Roman"/>
+          <w:rFonts w:hint="eastAsia" w:ascii="Times New Roman" w:hAnsi="Times New Roman" w:eastAsia="宋体"/>
+          <w:sz w:val="24"/>
           <w:lang w:eastAsia="zh-CN"/>
         </w:rPr>
         <w:t>实时监测通过云数据库 watch() 监听 data_points 集合最新数据并更新显示。数据分析页按日期范围查询历史数据、绘制疲劳度趋势图并给出疲劳等级统计，疲劳等级划分如表 17 所示。</w:t>
@@ -10300,12 +10415,14 @@
     </w:p>
     <w:p>
       <w:pPr>
+        <w:spacing w:lineRule="auto" w:line="360"/>
         <w:jc w:val="center"/>
       </w:pPr>
       <w:r>
         <w:rPr>
-          <w:rFonts w:hint="eastAsia"/>
-          <w:sz w:val="21"/>
+          <w:rFonts w:hint="eastAsia" w:ascii="Times New Roman" w:hAnsi="Times New Roman" w:eastAsia="宋体"/>
+          <w:b w:val="0"/>
+          <w:sz w:val="24"/>
           <w:szCs w:val="21"/>
         </w:rPr>
         <w:t>表17 疲劳等级划分标准</w:t>
@@ -10566,7 +10683,7 @@
     </w:p>
     <w:p>
       <w:pPr>
-        <w:spacing w:before="200" w:after="80"/>
+        <w:spacing w:before="200" w:after="80" w:lineRule="auto" w:line="360"/>
         <w:outlineLvl w:val="1"/>
       </w:pPr>
       <w:bookmarkStart w:id="21" w:name="_Toc235389053"/>
@@ -10582,24 +10699,27 @@
     </w:p>
     <w:p>
       <w:pPr>
-        <w:spacing w:after="80"/>
+        <w:spacing w:after="80" w:lineRule="auto" w:line="360"/>
         <w:ind w:firstLine="480"/>
       </w:pPr>
       <w:r>
         <w:rPr>
-          <w:rFonts w:hint="eastAsia" w:ascii="Times New Roman" w:hAnsi="Times New Roman"/>
+          <w:rFonts w:hint="eastAsia" w:ascii="Times New Roman" w:hAnsi="Times New Roman" w:eastAsia="宋体"/>
+          <w:sz w:val="24"/>
         </w:rPr>
         <w:t>数据流：固件(1kHz) → SignalProcessor(10Hz) → NetManager(HTTP POST) → dataIngest → data_points → watch() → 小程序。控制流：小程序 → sendDeviceCommand → device_commands → 固件轮询 → 执行 → ackDeviceCommand。纵向学习：设备启动 → getProfile → 拉取历史校准 → 优化基线 → 应用本地。</w:t>
       </w:r>
     </w:p>
     <w:p>
       <w:pPr>
+        <w:spacing w:lineRule="auto" w:line="360"/>
         <w:jc w:val="center"/>
       </w:pPr>
       <w:r>
         <w:rPr>
-          <w:rFonts w:hint="eastAsia"/>
-          <w:sz w:val="21"/>
+          <w:rFonts w:hint="eastAsia" w:ascii="Times New Roman" w:hAnsi="Times New Roman" w:eastAsia="宋体"/>
+          <w:b w:val="0"/>
+          <w:sz w:val="24"/>
           <w:szCs w:val="21"/>
         </w:rPr>
         <w:t>表18 算法关键参数汇总</w:t>
@@ -11308,15 +11428,15 @@
     </w:p>
     <w:p>
       <w:pPr>
-        <w:spacing w:before="280" w:after="120"/>
+        <w:spacing w:before="280" w:after="120" w:lineRule="auto" w:line="360"/>
         <w:outlineLvl w:val="0"/>
       </w:pPr>
       <w:bookmarkStart w:id="22" w:name="_Toc235389054"/>
       <w:r>
         <w:rPr>
           <w:rFonts w:hint="eastAsia" w:ascii="黑体" w:hAnsi="黑体" w:eastAsia="黑体"/>
-          <w:b w:val="1"/>
-          <w:sz w:val="30"/>
+          <w:b/>
+          <w:sz w:val="24"/>
         </w:rPr>
         <w:t>五、肌电疲劳检测算法</w:t>
       </w:r>
@@ -11324,7 +11444,7 @@
     </w:p>
     <w:p>
       <w:pPr>
-        <w:spacing w:after="80"/>
+        <w:spacing w:after="80" w:lineRule="auto" w:line="360"/>
         <w:ind w:firstLine="480"/>
         <w:rPr>
           <w:lang w:eastAsia="zh-CN"/>
@@ -11332,7 +11452,8 @@
       </w:pPr>
       <w:r>
         <w:rPr>
-          <w:rFonts w:hint="eastAsia" w:ascii="Times New Roman" w:hAnsi="Times New Roman"/>
+          <w:rFonts w:hint="eastAsia" w:ascii="Times New Roman" w:hAnsi="Times New Roman" w:eastAsia="宋体"/>
+          <w:sz w:val="24"/>
           <w:lang w:eastAsia="zh-CN"/>
         </w:rPr>
         <w:t>本章聚焦从原始 ADC 采样到输出疲劳度百分比之间发生的全部算法原理、公式、参数与设计权衡。算法运行于 Arduino UNO R4 WiFi（RA4M1，48MHz，32KB RAM），由硬件定时器置位采样标志，主循环中完成全部信号处理。</w:t>
@@ -11340,7 +11461,7 @@
     </w:p>
     <w:p>
       <w:pPr>
-        <w:spacing w:before="200" w:after="80"/>
+        <w:spacing w:before="200" w:after="80" w:lineRule="auto" w:line="360"/>
         <w:outlineLvl w:val="1"/>
         <w:rPr>
           <w:lang w:eastAsia="zh-CN"/>
@@ -11360,7 +11481,7 @@
     </w:p>
     <w:p>
       <w:pPr>
-        <w:spacing w:after="80"/>
+        <w:spacing w:after="80" w:lineRule="auto" w:line="360"/>
         <w:ind w:firstLine="480"/>
         <w:rPr>
           <w:lang w:eastAsia="zh-CN"/>
@@ -11368,7 +11489,8 @@
       </w:pPr>
       <w:r>
         <w:rPr>
-          <w:rFonts w:hint="eastAsia" w:ascii="Times New Roman" w:hAnsi="Times New Roman"/>
+          <w:rFonts w:hint="eastAsia" w:ascii="Times New Roman" w:hAnsi="Times New Roman" w:eastAsia="宋体"/>
+          <w:sz w:val="24"/>
           <w:lang w:eastAsia="zh-CN"/>
         </w:rPr>
         <w:t>处理流程（8 步）如表 19 所示。关键设计决策：由于 RA4M1 的 RAM 仅 32KB，FFT 使用 256 点（而非 512 点）以减少内存占用；频谱计算采用自实现浮点 FFT（旋转因子预计算），避免依赖大型 FFT 库。</w:t>
@@ -11376,12 +11498,14 @@
     </w:p>
     <w:p>
       <w:pPr>
+        <w:spacing w:lineRule="auto" w:line="360"/>
         <w:jc w:val="center"/>
       </w:pPr>
       <w:r>
         <w:rPr>
-          <w:rFonts w:hint="eastAsia"/>
-          <w:sz w:val="21"/>
+          <w:rFonts w:hint="eastAsia" w:ascii="Times New Roman" w:hAnsi="Times New Roman" w:eastAsia="宋体"/>
+          <w:b w:val="0"/>
+          <w:sz w:val="24"/>
           <w:szCs w:val="21"/>
         </w:rPr>
         <w:t>表19 信号处理流程（8步）</w:t>
@@ -11950,7 +12074,7 @@
     </w:p>
     <w:p>
       <w:pPr>
-        <w:spacing w:before="200" w:after="80"/>
+        <w:spacing w:before="200" w:after="80" w:lineRule="auto" w:line="360"/>
         <w:outlineLvl w:val="1"/>
       </w:pPr>
       <w:bookmarkStart w:id="24" w:name="_Toc235389056"/>
@@ -11966,7 +12090,7 @@
     </w:p>
     <w:p>
       <w:pPr>
-        <w:spacing w:after="80"/>
+        <w:spacing w:after="80" w:lineRule="auto" w:line="360"/>
         <w:ind w:firstLine="480"/>
         <w:rPr>
           <w:lang w:eastAsia="zh-CN"/>
@@ -11974,13 +12098,15 @@
       </w:pPr>
       <w:r>
         <w:rPr>
-          <w:rFonts w:hint="eastAsia" w:ascii="Times New Roman" w:hAnsi="Times New Roman"/>
+          <w:rFonts w:hint="eastAsia" w:ascii="Times New Roman" w:hAnsi="Times New Roman" w:eastAsia="宋体"/>
+          <w:sz w:val="24"/>
         </w:rPr>
         <w:t>sEMG 传感器输出 0~3.0V（中心偏置约 1.5V），接入 UNO R4 WiFi 的 14-bit ADC（量程 0~5V），采样由硬件定时器中断驱动，固定 1000Hz。</w:t>
       </w:r>
       <w:r>
         <w:rPr>
-          <w:rFonts w:hint="eastAsia" w:ascii="Times New Roman" w:hAnsi="Times New Roman"/>
+          <w:rFonts w:hint="eastAsia" w:ascii="Times New Roman" w:hAnsi="Times New Roman" w:eastAsia="宋体"/>
+          <w:sz w:val="24"/>
           <w:lang w:eastAsia="zh-CN"/>
         </w:rPr>
         <w:t>计算 RMS 前需去除电极-皮肤接触产生的 DC 偏移，采用窗口内简单均值法（公式 1，N=256 为 FFT 窗口大小，x[i] 为陷波后的采样值，乘 mV 转换系数得 DC_bias）：</w:t>
@@ -12167,7 +12293,7 @@
     </w:p>
     <w:p>
       <w:pPr>
-        <w:spacing w:after="80"/>
+        <w:spacing w:after="80" w:lineRule="auto" w:line="360"/>
         <w:ind w:firstLine="480"/>
         <w:rPr>
           <w:lang w:eastAsia="zh-CN"/>
@@ -12175,7 +12301,8 @@
       </w:pPr>
       <w:r>
         <w:rPr>
-          <w:rFonts w:hint="eastAsia" w:ascii="Times New Roman" w:hAnsi="Times New Roman"/>
+          <w:rFonts w:hint="eastAsia" w:ascii="Times New Roman" w:hAnsi="Times New Roman" w:eastAsia="宋体"/>
+          <w:sz w:val="24"/>
           <w:lang w:eastAsia="zh-CN"/>
         </w:rPr>
         <w:t>干电极接触阻抗高时，前端放大器共模抑制比（CMRR）下降，环境 50Hz 工频易耦合进信号；电极完全开路时该干扰极强。因此需先做工频抑制：在 ADC 采样入口对每一样本级联两级二阶 IIR 陷波（50Hz/60Hz，Q=25），陷波后的干净信号存入环形缓冲供下游计算；被移除的工频分量 diff = raw − notched 单独累计，用于开路检测。</w:t>
@@ -12183,7 +12310,7 @@
     </w:p>
     <w:p>
       <w:pPr>
-        <w:spacing w:after="80"/>
+        <w:spacing w:after="80" w:lineRule="auto" w:line="360"/>
         <w:ind w:firstLine="480"/>
         <w:rPr>
           <w:lang w:eastAsia="zh-CN"/>
@@ -12191,7 +12318,8 @@
       </w:pPr>
       <w:r>
         <w:rPr>
-          <w:rFonts w:hint="eastAsia" w:ascii="Times New Roman" w:hAnsi="Times New Roman"/>
+          <w:rFonts w:hint="eastAsia" w:ascii="Times New Roman" w:hAnsi="Times New Roman" w:eastAsia="宋体"/>
+          <w:sz w:val="24"/>
           <w:lang w:eastAsia="zh-CN"/>
         </w:rPr>
         <w:t>基于工频能量的开路（未佩戴）检测直接度量被陷波移除的 50+60Hz 总能量（公式 2、3）：</w:t>
@@ -12491,7 +12619,7 @@
     </w:p>
     <w:p>
       <w:pPr>
-        <w:spacing w:after="80"/>
+        <w:spacing w:after="80" w:lineRule="auto" w:line="360"/>
         <w:ind w:firstLine="480"/>
         <w:rPr>
           <w:lang w:eastAsia="zh-CN"/>
@@ -12499,7 +12627,8 @@
       </w:pPr>
       <w:r>
         <w:rPr>
-          <w:rFonts w:hint="eastAsia" w:ascii="Times New Roman" w:hAnsi="Times New Roman"/>
+          <w:rFonts w:hint="eastAsia" w:ascii="Times New Roman" w:hAnsi="Times New Roman" w:eastAsia="宋体"/>
+          <w:sz w:val="24"/>
           <w:lang w:eastAsia="zh-CN"/>
         </w:rPr>
         <w:t>实测表明：开路（电极悬空）时工频能量 ≈ 800~1340 mV；佩戴（强 50Hz 环境下 CMRR 抑制有限）时仍可达 ≈ 130~600 mV；两者存在约 600~800 mV 的干净间隙。采用双阈值滞回区分：当 RMS_mains &gt; 700 mV 判定进入开路、RMS_mains &lt; 400 mV 判定退出开路（依据实测留足裕度，进入需连续 3 帧确认、退出需连续 5 帧确认以防抖动）。</w:t>
@@ -12507,7 +12636,7 @@
     </w:p>
     <w:p>
       <w:pPr>
-        <w:spacing w:after="80"/>
+        <w:spacing w:after="80" w:lineRule="auto" w:line="360"/>
         <w:ind w:firstLine="480"/>
         <w:rPr>
           <w:lang w:eastAsia="zh-CN"/>
@@ -12515,7 +12644,8 @@
       </w:pPr>
       <w:r>
         <w:rPr>
-          <w:rFonts w:hint="eastAsia" w:ascii="Times New Roman" w:hAnsi="Times New Roman"/>
+          <w:rFonts w:hint="eastAsia" w:ascii="Times New Roman" w:hAnsi="Times New Roman" w:eastAsia="宋体"/>
+          <w:sz w:val="24"/>
           <w:lang w:eastAsia="zh-CN"/>
         </w:rPr>
         <w:t>开路时信号质量直接置为 3 分（最低），疲劳度冻结为上次有效值、激活度清零并返回，避免输出虚假 100%；小程序以 quality &lt; 30 反推未佩戴并将疲劳度/激活度显示为"--"。当设备未校准时，固件在每帧数据点置 calibrated=0，云端同样将激活度与疲劳度显示为"--"，仅保留 RMS/MDF 原始信号。</w:t>
@@ -12523,7 +12653,7 @@
     </w:p>
     <w:p>
       <w:pPr>
-        <w:spacing w:before="200" w:after="80"/>
+        <w:spacing w:before="200" w:after="80" w:lineRule="auto" w:line="360"/>
         <w:outlineLvl w:val="1"/>
       </w:pPr>
       <w:bookmarkStart w:id="25" w:name="_Toc235389057"/>
@@ -12539,7 +12669,7 @@
     </w:p>
     <w:p>
       <w:pPr>
-        <w:spacing w:after="80"/>
+        <w:spacing w:after="80" w:lineRule="auto" w:line="360"/>
         <w:ind w:firstLine="480"/>
         <w:rPr>
           <w:lang w:eastAsia="zh-CN"/>
@@ -12547,7 +12677,8 @@
       </w:pPr>
       <w:r>
         <w:rPr>
-          <w:rFonts w:hint="eastAsia" w:ascii="Times New Roman" w:hAnsi="Times New Roman"/>
+          <w:rFonts w:hint="eastAsia" w:ascii="Times New Roman" w:hAnsi="Times New Roman" w:eastAsia="宋体"/>
+          <w:sz w:val="24"/>
           <w:lang w:eastAsia="zh-CN"/>
         </w:rPr>
         <w:t>RMS 反映肌肉收缩时的信号总功率，与收缩强度正相关，是激活度归一化的基础（公式 4，N=256，x[i] 为去工频、去直流后的交流分量，单位 mV；RMS 计算使用加窗前的原始信号以反映真实时域能量）：</w:t>
@@ -12767,19 +12898,21 @@
     </w:p>
     <w:p>
       <w:pPr>
-        <w:spacing w:after="80"/>
+        <w:spacing w:after="80" w:lineRule="auto" w:line="360"/>
         <w:ind w:firstLine="480"/>
       </w:pPr>
       <w:r>
         <w:rPr>
-          <w:rFonts w:hint="eastAsia" w:ascii="Times New Roman" w:hAnsi="Times New Roman"/>
+          <w:rFonts w:hint="eastAsia" w:ascii="Times New Roman" w:hAnsi="Times New Roman" w:eastAsia="宋体"/>
+          <w:sz w:val="24"/>
           <w:lang w:eastAsia="zh-CN"/>
         </w:rPr>
         <w:t>MDF 是肌电信号频谱的中心位置，肌肉疲劳时系统性下降，是本算法的核心疲劳指标</w:t>
       </w:r>
       <w:r>
         <w:rPr>
-          <w:rFonts w:ascii="Times New Roman" w:hAnsi="Times New Roman"/>
+          <w:rFonts w:ascii="Times New Roman" w:hAnsi="Times New Roman" w:eastAsia="宋体"/>
+          <w:sz w:val="24"/>
           <w:vertAlign w:val="superscript"/>
           <w:lang w:eastAsia="zh-CN"/>
         </w:rPr>
@@ -12787,14 +12920,16 @@
       </w:r>
       <w:r>
         <w:rPr>
-          <w:rFonts w:hint="eastAsia" w:ascii="Times New Roman" w:hAnsi="Times New Roman"/>
+          <w:rFonts w:hint="eastAsia" w:ascii="Times New Roman" w:hAnsi="Times New Roman" w:eastAsia="宋体"/>
+          <w:sz w:val="24"/>
           <w:lang w:eastAsia="zh-CN"/>
         </w:rPr>
         <w:t>。FFT 采用 256 点实数 FFT（自实现，旋转因子预计算），加 Hann 窗减少频谱泄露。</w:t>
       </w:r>
       <w:r>
         <w:rPr>
-          <w:rFonts w:hint="eastAsia" w:ascii="Times New Roman" w:hAnsi="Times New Roman"/>
+          <w:rFonts w:hint="eastAsia" w:ascii="Times New Roman" w:hAnsi="Times New Roman" w:eastAsia="宋体"/>
+          <w:sz w:val="24"/>
         </w:rPr>
         <w:t>MDF 是使下式成立的频率 f_mdf（公式 5，P(f) 为功率谱密度，f_min=20Hz，f_max=250Hz）：</w:t>
       </w:r>
@@ -13146,7 +13281,7 @@
     </w:p>
     <w:p>
       <w:pPr>
-        <w:spacing w:after="80"/>
+        <w:spacing w:after="80" w:lineRule="auto" w:line="360"/>
         <w:ind w:firstLine="480"/>
         <w:rPr>
           <w:lang w:eastAsia="zh-CN"/>
@@ -13154,20 +13289,23 @@
       </w:pPr>
       <w:r>
         <w:rPr>
-          <w:rFonts w:hint="eastAsia" w:ascii="Times New Roman" w:hAnsi="Times New Roman"/>
+          <w:rFonts w:hint="eastAsia" w:ascii="Times New Roman" w:hAnsi="Times New Roman" w:eastAsia="宋体"/>
+          <w:sz w:val="24"/>
         </w:rPr>
         <w:t>MDF 计算步骤：计算功率谱 P[k]=(Re[k]²+Im[k]²)/N；计算总功率 P_total 并跳过前 3 个 bin避免 DC 干扰；若 P_total 过小返回 -1；累积功率找到使累积 ≥ 0.5×P_total 的 bin 并线性插值得精确MDF。</w:t>
       </w:r>
       <w:r>
         <w:rPr>
-          <w:rFonts w:hint="eastAsia" w:ascii="Times New Roman" w:hAnsi="Times New Roman"/>
+          <w:rFonts w:hint="eastAsia" w:ascii="Times New Roman" w:hAnsi="Times New Roman" w:eastAsia="宋体"/>
+          <w:sz w:val="24"/>
           <w:lang w:eastAsia="zh-CN"/>
         </w:rPr>
         <w:t>原始 MDF 逐帧波动较大（肌电频谱本身具有随机性</w:t>
       </w:r>
       <w:r>
         <w:rPr>
-          <w:rFonts w:ascii="Times New Roman" w:hAnsi="Times New Roman"/>
+          <w:rFonts w:ascii="Times New Roman" w:hAnsi="Times New Roman" w:eastAsia="宋体"/>
+          <w:sz w:val="24"/>
           <w:vertAlign w:val="superscript"/>
           <w:lang w:eastAsia="zh-CN"/>
         </w:rPr>
@@ -13175,20 +13313,23 @@
       </w:r>
       <w:r>
         <w:rPr>
-          <w:rFonts w:hint="eastAsia" w:ascii="Times New Roman" w:hAnsi="Times New Roman"/>
+          <w:rFonts w:hint="eastAsia" w:ascii="Times New Roman" w:hAnsi="Times New Roman" w:eastAsia="宋体"/>
+          <w:sz w:val="24"/>
           <w:lang w:eastAsia="zh-CN"/>
         </w:rPr>
         <w:t>），采用指数移动平均（EMA）平滑（公式 6，</w:t>
       </w:r>
       <w:r>
         <w:rPr>
-          <w:rFonts w:ascii="Times New Roman" w:hAnsi="Times New Roman"/>
+          <w:rFonts w:ascii="Times New Roman" w:hAnsi="Times New Roman" w:eastAsia="宋体"/>
+          <w:sz w:val="24"/>
         </w:rPr>
         <w:t>α</w:t>
       </w:r>
       <w:r>
         <w:rPr>
-          <w:rFonts w:hint="eastAsia" w:ascii="Times New Roman" w:hAnsi="Times New Roman"/>
+          <w:rFonts w:hint="eastAsia" w:ascii="Times New Roman" w:hAnsi="Times New Roman" w:eastAsia="宋体"/>
+          <w:sz w:val="24"/>
           <w:lang w:eastAsia="zh-CN"/>
         </w:rPr>
         <w:t xml:space="preserve"> 随信号状态自适应）：</w:t>
@@ -13371,6 +13512,7 @@
     </w:p>
     <w:p>
       <w:pPr>
+        <w:spacing w:lineRule="auto" w:line="360"/>
         <w:jc w:val="center"/>
         <w:rPr>
           <w:lang w:eastAsia="zh-CN"/>
@@ -13378,8 +13520,9 @@
       </w:pPr>
       <w:r>
         <w:rPr>
-          <w:rFonts w:hint="eastAsia"/>
-          <w:sz w:val="21"/>
+          <w:rFonts w:hint="eastAsia" w:ascii="Times New Roman" w:hAnsi="Times New Roman" w:eastAsia="宋体"/>
+          <w:b w:val="0"/>
+          <w:sz w:val="24"/>
           <w:szCs w:val="21"/>
           <w:lang w:eastAsia="zh-CN"/>
         </w:rPr>
@@ -13656,7 +13799,7 @@
     </w:p>
     <w:p>
       <w:pPr>
-        <w:spacing w:before="200" w:after="80"/>
+        <w:spacing w:before="200" w:after="80" w:lineRule="auto" w:line="360"/>
         <w:outlineLvl w:val="1"/>
         <w:rPr>
           <w:lang w:eastAsia="zh-CN"/>
@@ -13676,7 +13819,7 @@
     </w:p>
     <w:p>
       <w:pPr>
-        <w:spacing w:after="80"/>
+        <w:spacing w:after="80" w:lineRule="auto" w:line="360"/>
         <w:ind w:firstLine="480"/>
         <w:rPr>
           <w:lang w:eastAsia="zh-CN"/>
@@ -13684,7 +13827,8 @@
       </w:pPr>
       <w:r>
         <w:rPr>
-          <w:rFonts w:hint="eastAsia" w:ascii="Times New Roman" w:hAnsi="Times New Roman"/>
+          <w:rFonts w:hint="eastAsia" w:ascii="Times New Roman" w:hAnsi="Times New Roman" w:eastAsia="宋体"/>
+          <w:sz w:val="24"/>
           <w:lang w:eastAsia="zh-CN"/>
         </w:rPr>
         <w:t>时长设定：Relax 阶段 10 秒取窗口内 RMS 均值（约 100 帧），8~10 秒即可；Active 阶段 15 秒既用于捕捉早期 RMS 峰值（MVC 峰值），又须持续到肌肉发展出真实疲劳态以记录 MDF_end（疲劳公式 100% 锚点），故 15 秒为必要时长。MDF 峰值计算跳过前 2 秒瞬态数据以避免高频伪峰污染锚点。</w:t>
@@ -13692,7 +13836,7 @@
     </w:p>
     <w:p>
       <w:pPr>
-        <w:spacing w:after="80"/>
+        <w:spacing w:after="80" w:lineRule="auto" w:line="360"/>
         <w:ind w:firstLine="480"/>
         <w:rPr>
           <w:lang w:eastAsia="zh-CN"/>
@@ -13700,7 +13844,8 @@
       </w:pPr>
       <w:r>
         <w:rPr>
-          <w:rFonts w:hint="eastAsia" w:ascii="Times New Roman" w:hAnsi="Times New Roman"/>
+          <w:rFonts w:hint="eastAsia" w:ascii="Times New Roman" w:hAnsi="Times New Roman" w:eastAsia="宋体"/>
+          <w:sz w:val="24"/>
           <w:lang w:eastAsia="zh-CN"/>
         </w:rPr>
         <w:t>接触压力伪迹（关键）：RMS = 肌肉电活动 + 电极接触压力成分。若校准用力阶段手部接触状态与真实使用不一致，接触压力差会混入 (active−relax) 锚点导致激活度失真。正确做法：校准两阶段保持同一手势，且用力阶段采用真实使用场景的手部状态与力度，让接触压力成为共模在相减中抵消。</w:t>
@@ -13708,7 +13853,7 @@
     </w:p>
     <w:p>
       <w:pPr>
-        <w:spacing w:before="200" w:after="80"/>
+        <w:spacing w:before="200" w:after="80" w:lineRule="auto" w:line="360"/>
         <w:outlineLvl w:val="1"/>
       </w:pPr>
       <w:bookmarkStart w:id="27" w:name="_Toc235389059"/>
@@ -13724,12 +13869,13 @@
     </w:p>
     <w:p>
       <w:pPr>
-        <w:spacing w:after="80"/>
+        <w:spacing w:after="80" w:lineRule="auto" w:line="360"/>
         <w:ind w:firstLine="480"/>
       </w:pPr>
       <w:r>
         <w:rPr>
-          <w:rFonts w:hint="eastAsia" w:ascii="Times New Roman" w:hAnsi="Times New Roman"/>
+          <w:rFonts w:hint="eastAsia" w:ascii="Times New Roman" w:hAnsi="Times New Roman" w:eastAsia="宋体"/>
+          <w:sz w:val="24"/>
         </w:rPr>
         <w:t>激活度将实时 RMS 归一化到 0~100%，直观反映肌肉收缩强度（公式 7，RMS_relax/RMS_active为校准得到的放松/主动收缩 RMS；A=0% 表示完全放松，A=100% 表示达到校准时最大收缩强度）：</w:t>
       </w:r>
@@ -13983,18 +14129,20 @@
     </w:p>
     <w:p>
       <w:pPr>
-        <w:spacing w:after="80"/>
+        <w:spacing w:after="80" w:lineRule="auto" w:line="360"/>
         <w:ind w:firstLine="480"/>
       </w:pPr>
       <w:r>
         <w:rPr>
-          <w:rFonts w:hint="eastAsia" w:ascii="Times New Roman" w:hAnsi="Times New Roman"/>
+          <w:rFonts w:hint="eastAsia" w:ascii="Times New Roman" w:hAnsi="Times New Roman" w:eastAsia="宋体"/>
+          <w:sz w:val="24"/>
         </w:rPr>
         <w:t>上式中的 RMS 来自传感器输出经 14-bit/5V ADC 量化的值（ADC = V_sensor/5000 × 16383，约 0.305 mV/LSB）。典型肌肉状态量级如表 21 所示，可作为校准基线设参参考。</w:t>
       </w:r>
     </w:p>
     <w:p>
       <w:pPr>
+        <w:spacing w:lineRule="auto" w:line="360"/>
         <w:jc w:val="center"/>
         <w:rPr>
           <w:lang w:eastAsia="zh-CN"/>
@@ -14002,8 +14150,9 @@
       </w:pPr>
       <w:r>
         <w:rPr>
-          <w:rFonts w:hint="eastAsia"/>
-          <w:sz w:val="21"/>
+          <w:rFonts w:hint="eastAsia" w:ascii="Times New Roman" w:hAnsi="Times New Roman" w:eastAsia="宋体"/>
+          <w:b w:val="0"/>
+          <w:sz w:val="24"/>
           <w:szCs w:val="21"/>
           <w:lang w:eastAsia="zh-CN"/>
         </w:rPr>
@@ -14269,7 +14418,7 @@
     </w:p>
     <w:p>
       <w:pPr>
-        <w:spacing w:after="80"/>
+        <w:spacing w:after="80" w:lineRule="auto" w:line="360"/>
         <w:ind w:firstLine="480"/>
         <w:rPr>
           <w:lang w:eastAsia="zh-CN"/>
@@ -14277,7 +14426,8 @@
       </w:pPr>
       <w:r>
         <w:rPr>
-          <w:rFonts w:hint="eastAsia" w:ascii="Times New Roman" w:hAnsi="Times New Roman"/>
+          <w:rFonts w:hint="eastAsia" w:ascii="Times New Roman" w:hAnsi="Times New Roman" w:eastAsia="宋体"/>
+          <w:sz w:val="24"/>
           <w:lang w:eastAsia="zh-CN"/>
         </w:rPr>
         <w:t>疲劳度是本算法的核心输出，基于 MDF 下降幅度计算并归一化到 0~100%。收缩中（公式 8，MDF_active 为校准峰值 MDF，MDF_current 为当前实时 MDF，MDF_end 为用力末真实疲劳 MDF 作 100% 锚点，MDF_relax 作安全下限；分母 mdfRange = activeMDF − max(MDF_end, MDF_relax)，若 &lt;5Hz 强制设为 5Hz）：</w:t>
@@ -14634,7 +14784,7 @@
     </w:p>
     <w:p>
       <w:pPr>
-        <w:spacing w:after="80"/>
+        <w:spacing w:after="80" w:lineRule="auto" w:line="360"/>
         <w:ind w:firstLine="480"/>
         <w:rPr>
           <w:lang w:eastAsia="zh-CN"/>
@@ -14642,14 +14792,16 @@
       </w:pPr>
       <w:r>
         <w:rPr>
-          <w:rFonts w:hint="eastAsia" w:ascii="Times New Roman" w:hAnsi="Times New Roman"/>
+          <w:rFonts w:hint="eastAsia" w:ascii="Times New Roman" w:hAnsi="Times New Roman" w:eastAsia="宋体"/>
+          <w:sz w:val="24"/>
           <w:lang w:eastAsia="zh-CN"/>
         </w:rPr>
         <w:t>放松时采用指数恢复（公式 9，m_recovery 为个人化学习的恢复因子，默认 0.998 对应半衰期约 35s，基于 Elfving 等</w:t>
       </w:r>
       <w:r>
         <w:rPr>
-          <w:rFonts w:ascii="Times New Roman" w:hAnsi="Times New Roman"/>
+          <w:rFonts w:ascii="Times New Roman" w:hAnsi="Times New Roman" w:eastAsia="宋体"/>
+          <w:sz w:val="24"/>
           <w:vertAlign w:val="superscript"/>
           <w:lang w:eastAsia="zh-CN"/>
         </w:rPr>
@@ -14657,7 +14809,8 @@
       </w:r>
       <w:r>
         <w:rPr>
-          <w:rFonts w:hint="eastAsia" w:ascii="Times New Roman" w:hAnsi="Times New Roman"/>
+          <w:rFonts w:hint="eastAsia" w:ascii="Times New Roman" w:hAnsi="Times New Roman" w:eastAsia="宋体"/>
+          <w:sz w:val="24"/>
           <w:lang w:eastAsia="zh-CN"/>
         </w:rPr>
         <w:t xml:space="preserve"> 的 MDF 恢复生理学模型，可自适应钳制在 20~60s 对应区间），仅在确认收缩时按 MDF 计算疲劳，非收缩时冻结并按指数衰减恢复：</w:t>
@@ -14765,32 +14918,36 @@
     </w:p>
     <w:p>
       <w:pPr>
-        <w:spacing w:after="80"/>
+        <w:spacing w:after="80" w:lineRule="auto" w:line="360"/>
         <w:ind w:firstLine="480"/>
       </w:pPr>
       <w:r>
         <w:rPr>
-          <w:rFonts w:hint="eastAsia" w:ascii="Times New Roman" w:hAnsi="Times New Roman"/>
+          <w:rFonts w:hint="eastAsia" w:ascii="Times New Roman" w:hAnsi="Times New Roman" w:eastAsia="宋体"/>
+          <w:sz w:val="24"/>
           <w:lang w:eastAsia="zh-CN"/>
         </w:rPr>
         <w:t>力稳定性交叉验证：通过 RMS 慢速 EMA（</w:t>
       </w:r>
       <w:r>
         <w:rPr>
-          <w:rFonts w:ascii="Times New Roman" w:hAnsi="Times New Roman"/>
+          <w:rFonts w:ascii="Times New Roman" w:hAnsi="Times New Roman" w:eastAsia="宋体"/>
+          <w:sz w:val="24"/>
         </w:rPr>
         <w:t>τ</w:t>
       </w:r>
       <w:r>
         <w:rPr>
-          <w:rFonts w:hint="eastAsia" w:ascii="Times New Roman" w:hAnsi="Times New Roman"/>
+          <w:rFonts w:hint="eastAsia" w:ascii="Times New Roman" w:hAnsi="Times New Roman" w:eastAsia="宋体"/>
+          <w:sz w:val="24"/>
           <w:lang w:eastAsia="zh-CN"/>
         </w:rPr>
         <w:t>≈3.3s）跟踪收缩力趋势，当 RMS 偏离趋势 &gt;15% 时降低疲劳度置信度（最低至 30%），缓解 MDF 随力变化的混杂效应</w:t>
       </w:r>
       <w:r>
         <w:rPr>
-          <w:rFonts w:ascii="Times New Roman" w:hAnsi="Times New Roman"/>
+          <w:rFonts w:ascii="Times New Roman" w:hAnsi="Times New Roman" w:eastAsia="宋体"/>
+          <w:sz w:val="24"/>
           <w:vertAlign w:val="superscript"/>
           <w:lang w:eastAsia="zh-CN"/>
         </w:rPr>
@@ -14798,14 +14955,16 @@
       </w:r>
       <w:r>
         <w:rPr>
-          <w:rFonts w:hint="eastAsia" w:ascii="Times New Roman" w:hAnsi="Times New Roman"/>
+          <w:rFonts w:hint="eastAsia" w:ascii="Times New Roman" w:hAnsi="Times New Roman" w:eastAsia="宋体"/>
+          <w:sz w:val="24"/>
           <w:lang w:eastAsia="zh-CN"/>
         </w:rPr>
         <w:t>。</w:t>
       </w:r>
       <w:r>
         <w:rPr>
-          <w:rFonts w:hint="eastAsia" w:ascii="Times New Roman" w:hAnsi="Times New Roman"/>
+          <w:rFonts w:hint="eastAsia" w:ascii="Times New Roman" w:hAnsi="Times New Roman" w:eastAsia="宋体"/>
+          <w:sz w:val="24"/>
         </w:rPr>
         <w:t>力稳定性因子 S_force 如公式 10 所示：</w:t>
       </w:r>
@@ -15025,7 +15184,7 @@
     </w:p>
     <w:p>
       <w:pPr>
-        <w:spacing w:after="80"/>
+        <w:spacing w:after="80" w:lineRule="auto" w:line="360"/>
         <w:ind w:firstLine="480"/>
         <w:rPr>
           <w:lang w:eastAsia="zh-CN"/>
@@ -15033,27 +15192,31 @@
       </w:pPr>
       <w:r>
         <w:rPr>
-          <w:rFonts w:hint="eastAsia" w:ascii="Times New Roman" w:hAnsi="Times New Roman"/>
+          <w:rFonts w:hint="eastAsia" w:ascii="Times New Roman" w:hAnsi="Times New Roman" w:eastAsia="宋体"/>
+          <w:sz w:val="24"/>
           <w:lang w:eastAsia="zh-CN"/>
         </w:rPr>
         <w:t xml:space="preserve">收缩时使用 </w:t>
       </w:r>
       <w:r>
         <w:rPr>
-          <w:rFonts w:ascii="Times New Roman" w:hAnsi="Times New Roman"/>
+          <w:rFonts w:ascii="Times New Roman" w:hAnsi="Times New Roman" w:eastAsia="宋体"/>
+          <w:sz w:val="24"/>
         </w:rPr>
         <w:t>α</w:t>
       </w:r>
       <w:r>
         <w:rPr>
-          <w:rFonts w:hint="eastAsia" w:ascii="Times New Roman" w:hAnsi="Times New Roman"/>
+          <w:rFonts w:hint="eastAsia" w:ascii="Times New Roman" w:hAnsi="Times New Roman" w:eastAsia="宋体"/>
+          <w:sz w:val="24"/>
           <w:lang w:eastAsia="zh-CN"/>
         </w:rPr>
         <w:t>=0.3 的 EMA 平滑疲劳度（Phinyomark 等</w:t>
       </w:r>
       <w:r>
         <w:rPr>
-          <w:rFonts w:ascii="Times New Roman" w:hAnsi="Times New Roman"/>
+          <w:rFonts w:ascii="Times New Roman" w:hAnsi="Times New Roman" w:eastAsia="宋体"/>
+          <w:sz w:val="24"/>
           <w:vertAlign w:val="superscript"/>
           <w:lang w:eastAsia="zh-CN"/>
         </w:rPr>
@@ -15061,7 +15224,8 @@
       </w:r>
       <w:r>
         <w:rPr>
-          <w:rFonts w:hint="eastAsia" w:ascii="Times New Roman" w:hAnsi="Times New Roman"/>
+          <w:rFonts w:hint="eastAsia" w:ascii="Times New Roman" w:hAnsi="Times New Roman" w:eastAsia="宋体"/>
+          <w:sz w:val="24"/>
           <w:lang w:eastAsia="zh-CN"/>
         </w:rPr>
         <w:t xml:space="preserve"> 推荐 0.2~0.4 平衡响应与稳定），最终输出经公式 11 平滑（max 防止负值）：</w:t>
@@ -15237,7 +15401,7 @@
     </w:p>
     <w:p>
       <w:pPr>
-        <w:spacing w:after="80"/>
+        <w:spacing w:after="80" w:lineRule="auto" w:line="360"/>
         <w:ind w:firstLine="480"/>
         <w:rPr>
           <w:lang w:eastAsia="zh-CN"/>
@@ -15245,7 +15409,8 @@
       </w:pPr>
       <w:r>
         <w:rPr>
-          <w:rFonts w:hint="eastAsia" w:ascii="Times New Roman" w:hAnsi="Times New Roman"/>
+          <w:rFonts w:hint="eastAsia" w:ascii="Times New Roman" w:hAnsi="Times New Roman" w:eastAsia="宋体"/>
+          <w:sz w:val="24"/>
           <w:lang w:eastAsia="zh-CN"/>
         </w:rPr>
         <w:t>收缩门控（去抖）：采用去抖后的收缩确认态驱动疲劳计算——需连续 2 帧判定为收缩才进入，需连续 5 帧非收缩才退出，避免边界帧与放松瞬态 MDF 噪声误算疲劳。双阈值收缩检测：RMS &gt; relax_rms×2（相对）且 RMS &gt; max(active_rms×0.3, 10mV)（动态绝对），移除 MDF 条件以避免极度疲劳时天花板效应。</w:t>
@@ -15253,7 +15418,7 @@
     </w:p>
     <w:p>
       <w:pPr>
-        <w:spacing w:before="200" w:after="80"/>
+        <w:spacing w:before="200" w:after="80" w:lineRule="auto" w:line="360"/>
         <w:outlineLvl w:val="1"/>
         <w:rPr>
           <w:lang w:eastAsia="zh-CN"/>
@@ -15273,7 +15438,7 @@
     </w:p>
     <w:p>
       <w:pPr>
-        <w:spacing w:after="80"/>
+        <w:spacing w:after="80" w:lineRule="auto" w:line="360"/>
         <w:ind w:firstLine="480"/>
         <w:rPr>
           <w:lang w:eastAsia="zh-CN"/>
@@ -15281,20 +15446,23 @@
       </w:pPr>
       <w:r>
         <w:rPr>
-          <w:rFonts w:hint="eastAsia" w:ascii="Times New Roman" w:hAnsi="Times New Roman"/>
+          <w:rFonts w:hint="eastAsia" w:ascii="Times New Roman" w:hAnsi="Times New Roman" w:eastAsia="宋体"/>
+          <w:sz w:val="24"/>
           <w:lang w:eastAsia="zh-CN"/>
         </w:rPr>
         <w:t>信号质量（0~100 分）实时反映 sEMG 信号是否可信：RMS 得分（35 分）以校准值为基准评估收缩/放松期 RMS 是否合理；MDF 有效性（35 分）判断 MDF 是否在 [15,250]Hz；连续性（30 分）以 MDF有效性 EMA（</w:t>
       </w:r>
       <w:r>
         <w:rPr>
-          <w:rFonts w:ascii="Times New Roman" w:hAnsi="Times New Roman"/>
+          <w:rFonts w:ascii="Times New Roman" w:hAnsi="Times New Roman" w:eastAsia="宋体"/>
+          <w:sz w:val="24"/>
         </w:rPr>
         <w:t>α</w:t>
       </w:r>
       <w:r>
         <w:rPr>
-          <w:rFonts w:hint="eastAsia" w:ascii="Times New Roman" w:hAnsi="Times New Roman"/>
+          <w:rFonts w:hint="eastAsia" w:ascii="Times New Roman" w:hAnsi="Times New Roman" w:eastAsia="宋体"/>
+          <w:sz w:val="24"/>
           <w:lang w:eastAsia="zh-CN"/>
         </w:rPr>
         <w:t>=0.05）评估；电极开路/未佩戴时直接置 3 分并冻结疲劳度与激活度输出。</w:t>
@@ -15302,7 +15470,7 @@
     </w:p>
     <w:p>
       <w:pPr>
-        <w:spacing w:after="80"/>
+        <w:spacing w:after="80" w:lineRule="auto" w:line="360"/>
         <w:ind w:firstLine="480"/>
         <w:rPr>
           <w:lang w:eastAsia="zh-CN"/>
@@ -15310,7 +15478,8 @@
       </w:pPr>
       <w:r>
         <w:rPr>
-          <w:rFonts w:hint="eastAsia" w:ascii="Times New Roman" w:hAnsi="Times New Roman"/>
+          <w:rFonts w:hint="eastAsia" w:ascii="Times New Roman" w:hAnsi="Times New Roman" w:eastAsia="宋体"/>
+          <w:sz w:val="24"/>
           <w:lang w:eastAsia="zh-CN"/>
         </w:rPr>
         <w:t>本设备的算法不是一套写死在固件里的固定公式，而是一个会持续自适应并长期记忆当前用户生理特征的个性化系统（注：此处的"学习/自适应"指参数在线更新，并非机器学习训练）。个性化由三个层次共同实现，其闭环流程如图 8 所示。</w:t>
@@ -15365,6 +15534,7 @@
     </w:p>
     <w:p>
       <w:pPr>
+        <w:spacing w:lineRule="auto" w:line="360"/>
         <w:jc w:val="center"/>
         <w:rPr>
           <w:lang w:eastAsia="zh-CN"/>
@@ -15372,8 +15542,9 @@
       </w:pPr>
       <w:r>
         <w:rPr>
-          <w:rFonts w:hint="eastAsia" w:ascii="Times New Roman" w:hAnsi="Times New Roman"/>
-          <w:sz w:val="21"/>
+          <w:rFonts w:hint="eastAsia" w:ascii="Times New Roman" w:hAnsi="Times New Roman" w:eastAsia="宋体"/>
+          <w:b w:val="0"/>
+          <w:sz w:val="24"/>
           <w:lang w:eastAsia="zh-CN"/>
         </w:rPr>
         <w:t>图8 个性化自适应闭环示意图</w:t>
@@ -15381,6 +15552,7 @@
     </w:p>
     <w:p>
       <w:pPr>
+        <w:spacing w:lineRule="auto" w:line="360"/>
         <w:jc w:val="center"/>
         <w:rPr>
           <w:lang w:eastAsia="zh-CN"/>
@@ -15388,8 +15560,9 @@
       </w:pPr>
       <w:r>
         <w:rPr>
-          <w:rFonts w:hint="eastAsia"/>
-          <w:sz w:val="21"/>
+          <w:rFonts w:hint="eastAsia" w:ascii="Times New Roman" w:hAnsi="Times New Roman" w:eastAsia="宋体"/>
+          <w:b w:val="0"/>
+          <w:sz w:val="24"/>
           <w:szCs w:val="21"/>
           <w:lang w:eastAsia="zh-CN"/>
         </w:rPr>
@@ -15731,39 +15904,43 @@
     </w:p>
     <w:p>
       <w:pPr>
-        <w:spacing w:after="80"/>
+        <w:spacing w:after="80" w:lineRule="auto" w:line="360"/>
         <w:ind w:firstLine="480"/>
       </w:pPr>
       <w:r>
         <w:rPr>
-          <w:rFonts w:hint="eastAsia" w:ascii="Times New Roman" w:hAnsi="Times New Roman"/>
+          <w:rFonts w:hint="eastAsia" w:ascii="Times New Roman" w:hAnsi="Times New Roman" w:eastAsia="宋体"/>
+          <w:sz w:val="24"/>
           <w:lang w:eastAsia="zh-CN"/>
         </w:rPr>
         <w:t xml:space="preserve">（1）会话内本地自适应：Phase1 静息基线自校正（佩戴后非收缩且稳定约 5 秒，以极慢 EMA </w:t>
       </w:r>
       <w:r>
         <w:rPr>
-          <w:rFonts w:ascii="Times New Roman" w:hAnsi="Times New Roman"/>
+          <w:rFonts w:ascii="Times New Roman" w:hAnsi="Times New Roman" w:eastAsia="宋体"/>
+          <w:sz w:val="24"/>
         </w:rPr>
         <w:t>α</w:t>
       </w:r>
       <w:r>
         <w:rPr>
-          <w:rFonts w:hint="eastAsia" w:ascii="Times New Roman" w:hAnsi="Times New Roman"/>
+          <w:rFonts w:hint="eastAsia" w:ascii="Times New Roman" w:hAnsi="Times New Roman" w:eastAsia="宋体"/>
+          <w:sz w:val="24"/>
           <w:lang w:eastAsia="zh-CN"/>
         </w:rPr>
         <w:t>=0.02 学习放松态 RMS/MDF，用校准参考 0.6~1.4 倍安全约束）；Phase2 最大用力锚点修正（"新鲜态"疲劳度&lt;25% 下，若实时 MDF/活动 RMS 超过校准值则缓慢上抬 activeMDF/activeRMS，自动修正"没使出全力"带来的低估）。</w:t>
       </w:r>
       <w:r>
         <w:rPr>
-          <w:rFonts w:hint="eastAsia" w:ascii="Times New Roman" w:hAnsi="Times New Roman"/>
+          <w:rFonts w:hint="eastAsia" w:ascii="Times New Roman" w:hAnsi="Times New Roman" w:eastAsia="宋体"/>
+          <w:sz w:val="24"/>
         </w:rPr>
         <w:t>（2）云端校准记忆：每次规范校准上传 relax/active/end 参数，下次开机经getProfile 拉取最近一次 completed 校准写入 EEPROM，实现"越用越适合个人"。（3）数据质量保障：云端仅采纳最近一次 completed 校准，并提供 cleanSessions 清理历史脏数据。</w:t>
       </w:r>
     </w:p>
     <w:p>
       <w:pPr>
-        <w:spacing w:before="200" w:after="80"/>
+        <w:spacing w:before="200" w:after="80" w:lineRule="auto" w:line="360"/>
         <w:outlineLvl w:val="1"/>
         <w:rPr>
           <w:lang w:eastAsia="zh-CN"/>
@@ -15783,6 +15960,7 @@
     </w:p>
     <w:p>
       <w:pPr>
+        <w:spacing w:lineRule="auto" w:line="360"/>
         <w:jc w:val="center"/>
         <w:rPr>
           <w:lang w:eastAsia="zh-CN"/>
@@ -15790,8 +15968,9 @@
       </w:pPr>
       <w:r>
         <w:rPr>
-          <w:rFonts w:hint="eastAsia"/>
-          <w:sz w:val="21"/>
+          <w:rFonts w:hint="eastAsia" w:ascii="Times New Roman" w:hAnsi="Times New Roman" w:eastAsia="宋体"/>
+          <w:b w:val="0"/>
+          <w:sz w:val="24"/>
           <w:szCs w:val="21"/>
           <w:lang w:eastAsia="zh-CN"/>
         </w:rPr>
@@ -16873,15 +17052,15 @@
     </w:p>
     <w:p>
       <w:pPr>
-        <w:spacing w:before="280" w:after="120"/>
+        <w:spacing w:before="280" w:after="120" w:lineRule="auto" w:line="360"/>
         <w:outlineLvl w:val="0"/>
       </w:pPr>
       <w:bookmarkStart w:id="30" w:name="_Toc235389062"/>
       <w:r>
         <w:rPr>
           <w:rFonts w:hint="eastAsia" w:ascii="黑体" w:hAnsi="黑体" w:eastAsia="黑体"/>
-          <w:b w:val="1"/>
-          <w:sz w:val="30"/>
+          <w:b/>
+          <w:sz w:val="24"/>
         </w:rPr>
         <w:t>六、数据记录与分析</w:t>
       </w:r>
@@ -16889,7 +17068,7 @@
     </w:p>
     <w:p>
       <w:pPr>
-        <w:spacing w:after="80"/>
+        <w:spacing w:after="80" w:lineRule="auto" w:line="360"/>
         <w:ind w:firstLine="480"/>
         <w:rPr>
           <w:lang w:eastAsia="zh-CN"/>
@@ -16897,7 +17076,8 @@
       </w:pPr>
       <w:r>
         <w:rPr>
-          <w:rFonts w:hint="eastAsia" w:ascii="Times New Roman" w:hAnsi="Times New Roman"/>
+          <w:rFonts w:hint="eastAsia" w:ascii="Times New Roman" w:hAnsi="Times New Roman" w:eastAsia="宋体"/>
+          <w:sz w:val="24"/>
           <w:lang w:eastAsia="zh-CN"/>
         </w:rPr>
         <w:t>本节给出本课题的研究日志清单、汇总统计与详细记录，作为工程实现过程与算法验证的数据支撑。课题起止时间为 2026-02-25 至 2026-08-15。</w:t>
@@ -16905,7 +17085,7 @@
     </w:p>
     <w:p>
       <w:pPr>
-        <w:spacing w:before="200" w:after="80"/>
+        <w:spacing w:before="200" w:after="80" w:lineRule="auto" w:line="360"/>
         <w:outlineLvl w:val="1"/>
         <w:rPr>
           <w:lang w:eastAsia="zh-CN"/>
@@ -16925,6 +17105,7 @@
     </w:p>
     <w:p>
       <w:pPr>
+        <w:spacing w:lineRule="auto" w:line="360"/>
         <w:jc w:val="center"/>
         <w:rPr>
           <w:lang w:eastAsia="zh-CN"/>
@@ -16932,8 +17113,9 @@
       </w:pPr>
       <w:r>
         <w:rPr>
-          <w:rFonts w:hint="eastAsia"/>
-          <w:sz w:val="21"/>
+          <w:rFonts w:hint="eastAsia" w:ascii="Times New Roman" w:hAnsi="Times New Roman" w:eastAsia="宋体"/>
+          <w:b w:val="0"/>
+          <w:sz w:val="24"/>
           <w:szCs w:val="21"/>
           <w:lang w:eastAsia="zh-CN"/>
         </w:rPr>
@@ -17390,7 +17572,7 @@
     </w:p>
     <w:p>
       <w:pPr>
-        <w:spacing w:before="200" w:after="80"/>
+        <w:spacing w:before="200" w:after="80" w:lineRule="auto" w:line="360"/>
         <w:outlineLvl w:val="1"/>
         <w:rPr>
           <w:lang w:eastAsia="zh-CN"/>
@@ -17410,7 +17592,7 @@
     </w:p>
     <w:p>
       <w:pPr>
-        <w:spacing w:after="80"/>
+        <w:spacing w:after="80" w:lineRule="auto" w:line="360"/>
         <w:ind w:firstLine="480"/>
         <w:rPr>
           <w:lang w:eastAsia="zh-CN"/>
@@ -17418,7 +17600,8 @@
       </w:pPr>
       <w:r>
         <w:rPr>
-          <w:rFonts w:hint="eastAsia" w:ascii="Times New Roman" w:hAnsi="Times New Roman"/>
+          <w:rFonts w:hint="eastAsia" w:ascii="Times New Roman" w:hAnsi="Times New Roman" w:eastAsia="宋体"/>
+          <w:sz w:val="24"/>
           <w:lang w:eastAsia="zh-CN"/>
         </w:rPr>
         <w:t>各课题环节日志次数统计如表 25 所示（"修订"指对既有条目的修改）。</w:t>
@@ -17426,6 +17609,7 @@
     </w:p>
     <w:p>
       <w:pPr>
+        <w:spacing w:lineRule="auto" w:line="360"/>
         <w:jc w:val="center"/>
         <w:rPr>
           <w:lang w:eastAsia="zh-CN"/>
@@ -17433,8 +17617,9 @@
       </w:pPr>
       <w:r>
         <w:rPr>
-          <w:rFonts w:hint="eastAsia"/>
-          <w:sz w:val="21"/>
+          <w:rFonts w:hint="eastAsia" w:ascii="Times New Roman" w:hAnsi="Times New Roman" w:eastAsia="宋体"/>
+          <w:b w:val="0"/>
+          <w:sz w:val="24"/>
           <w:szCs w:val="21"/>
           <w:lang w:eastAsia="zh-CN"/>
         </w:rPr>
@@ -18058,7 +18243,7 @@
     </w:p>
     <w:p>
       <w:pPr>
-        <w:spacing w:after="80"/>
+        <w:spacing w:after="80" w:lineRule="auto" w:line="360"/>
         <w:ind w:firstLine="480"/>
         <w:rPr>
           <w:lang w:eastAsia="zh-CN"/>
@@ -18066,7 +18251,8 @@
       </w:pPr>
       <w:r>
         <w:rPr>
-          <w:rFonts w:hint="eastAsia" w:ascii="Times New Roman" w:hAnsi="Times New Roman"/>
+          <w:rFonts w:hint="eastAsia" w:ascii="Times New Roman" w:hAnsi="Times New Roman" w:eastAsia="宋体"/>
+          <w:sz w:val="24"/>
           <w:lang w:eastAsia="zh-CN"/>
         </w:rPr>
         <w:t>所有日志的时间分布（按月统计）如表 26 与图 9 所示，蓝色为新增、橙色为修订。</w:t>
@@ -18074,6 +18260,7 @@
     </w:p>
     <w:p>
       <w:pPr>
+        <w:spacing w:lineRule="auto" w:line="360"/>
         <w:jc w:val="center"/>
         <w:rPr>
           <w:lang w:eastAsia="zh-CN"/>
@@ -18081,8 +18268,9 @@
       </w:pPr>
       <w:r>
         <w:rPr>
-          <w:rFonts w:hint="eastAsia"/>
-          <w:sz w:val="21"/>
+          <w:rFonts w:hint="eastAsia" w:ascii="Times New Roman" w:hAnsi="Times New Roman" w:eastAsia="宋体"/>
+          <w:b w:val="0"/>
+          <w:sz w:val="24"/>
           <w:szCs w:val="21"/>
           <w:lang w:eastAsia="zh-CN"/>
         </w:rPr>
@@ -18741,6 +18929,7 @@
     </w:p>
     <w:p>
       <w:pPr>
+        <w:spacing w:lineRule="auto" w:line="360"/>
         <w:jc w:val="center"/>
         <w:rPr>
           <w:lang w:eastAsia="zh-CN"/>
@@ -18748,8 +18937,9 @@
       </w:pPr>
       <w:r>
         <w:rPr>
-          <w:rFonts w:hint="eastAsia" w:ascii="Times New Roman" w:hAnsi="Times New Roman"/>
-          <w:sz w:val="21"/>
+          <w:rFonts w:hint="eastAsia" w:ascii="Times New Roman" w:hAnsi="Times New Roman" w:eastAsia="宋体"/>
+          <w:b w:val="0"/>
+          <w:sz w:val="24"/>
           <w:lang w:eastAsia="zh-CN"/>
         </w:rPr>
         <w:t>图9 研究周期内日志提交按月分布</w:t>
@@ -18757,7 +18947,7 @@
     </w:p>
     <w:p>
       <w:pPr>
-        <w:spacing w:before="200" w:after="80"/>
+        <w:spacing w:before="200" w:after="80" w:lineRule="auto" w:line="360"/>
         <w:outlineLvl w:val="1"/>
         <w:rPr>
           <w:lang w:eastAsia="zh-CN"/>
@@ -18777,7 +18967,7 @@
     </w:p>
     <w:p>
       <w:pPr>
-        <w:spacing w:after="80"/>
+        <w:spacing w:after="80" w:lineRule="auto" w:line="360"/>
         <w:ind w:firstLine="480"/>
         <w:rPr>
           <w:lang w:eastAsia="zh-CN"/>
@@ -18785,7 +18975,8 @@
       </w:pPr>
       <w:r>
         <w:rPr>
-          <w:rFonts w:hint="eastAsia" w:ascii="Times New Roman" w:hAnsi="Times New Roman"/>
+          <w:rFonts w:hint="eastAsia" w:ascii="Times New Roman" w:hAnsi="Times New Roman" w:eastAsia="宋体"/>
+          <w:sz w:val="24"/>
           <w:lang w:eastAsia="zh-CN"/>
         </w:rPr>
         <w:t>全过程记录共 33 条新增日志，覆盖信号链路搭建、小程序与固件开发、存储架构演进、云端化改造、个性化算法落地与误报根治等关键环节，部分代表性记录如表 27 所示。</w:t>
@@ -18793,6 +18984,7 @@
     </w:p>
     <w:p>
       <w:pPr>
+        <w:spacing w:lineRule="auto" w:line="360"/>
         <w:jc w:val="center"/>
         <w:rPr>
           <w:lang w:eastAsia="zh-CN"/>
@@ -18800,8 +18992,9 @@
       </w:pPr>
       <w:r>
         <w:rPr>
-          <w:rFonts w:hint="eastAsia"/>
-          <w:sz w:val="21"/>
+          <w:rFonts w:hint="eastAsia" w:ascii="Times New Roman" w:hAnsi="Times New Roman" w:eastAsia="宋体"/>
+          <w:b w:val="0"/>
+          <w:sz w:val="24"/>
           <w:szCs w:val="21"/>
           <w:lang w:eastAsia="zh-CN"/>
         </w:rPr>
@@ -19590,7 +19783,7 @@
     </w:p>
     <w:p>
       <w:pPr>
-        <w:spacing w:before="200" w:after="80"/>
+        <w:spacing w:before="200" w:after="80" w:lineRule="auto" w:line="360"/>
         <w:outlineLvl w:val="1"/>
         <w:rPr>
           <w:lang w:eastAsia="zh-CN"/>
@@ -19610,7 +19803,7 @@
     </w:p>
     <w:p>
       <w:pPr>
-        <w:spacing w:after="80"/>
+        <w:spacing w:after="80" w:lineRule="auto" w:line="360"/>
         <w:ind w:firstLine="480"/>
         <w:rPr>
           <w:lang w:eastAsia="zh-CN"/>
@@ -19618,7 +19811,8 @@
       </w:pPr>
       <w:r>
         <w:rPr>
-          <w:rFonts w:hint="eastAsia" w:ascii="Times New Roman" w:hAnsi="Times New Roman"/>
+          <w:rFonts w:hint="eastAsia" w:ascii="Times New Roman" w:hAnsi="Times New Roman" w:eastAsia="宋体"/>
+          <w:sz w:val="24"/>
           <w:lang w:eastAsia="zh-CN"/>
         </w:rPr>
         <w:t>针对算法与系统开展了多组数据分析与验证，部分结果如表 28 所示，关键发现包括：</w:t>
@@ -19626,6 +19820,7 @@
     </w:p>
     <w:p>
       <w:pPr>
+        <w:spacing w:lineRule="auto" w:line="360"/>
         <w:jc w:val="center"/>
         <w:rPr>
           <w:lang w:eastAsia="zh-CN"/>
@@ -19633,8 +19828,9 @@
       </w:pPr>
       <w:r>
         <w:rPr>
-          <w:rFonts w:hint="eastAsia"/>
-          <w:sz w:val="21"/>
+          <w:rFonts w:hint="eastAsia" w:ascii="Times New Roman" w:hAnsi="Times New Roman" w:eastAsia="宋体"/>
+          <w:b w:val="0"/>
+          <w:sz w:val="24"/>
           <w:szCs w:val="21"/>
           <w:lang w:eastAsia="zh-CN"/>
         </w:rPr>
@@ -20316,19 +20512,20 @@
     </w:p>
     <w:p>
       <w:pPr>
-        <w:spacing w:after="80"/>
+        <w:spacing w:after="80" w:lineRule="auto" w:line="360"/>
         <w:ind w:firstLine="480"/>
       </w:pPr>
       <w:r>
         <w:rPr>
-          <w:rFonts w:hint="eastAsia" w:ascii="Times New Roman" w:hAnsi="Times New Roman"/>
+          <w:rFonts w:hint="eastAsia" w:ascii="Times New Roman" w:hAnsi="Times New Roman" w:eastAsia="宋体"/>
+          <w:sz w:val="24"/>
         </w:rPr>
         <w:t>综合上述数据可得：（①）算法验证：10 组等长收缩 MDF 线性下降，与 De Luca[9] 报道的疲劳下降趋势一致；256 点 FFT 使频率分辨率由 7.8Hz/bin 提升至3.9Hz/bin，MDF 跳动缩小约 60%[15]。（②）佩戴检测：原单阈值误报率 15%（6/40），改用 m_50hzRms双阈值滞回后误报率 0%。（③）接触压力伪迹关键发现：RMS 含电极接触压力机械成分，校准 relax 与active 须同姿态使接触压力成为共模抵消，MDF 对幅度伪迹鲁棒，疲劳度（基于MDF）比激活度（基于RMS）更可信。（④）疲劳双锚点：分母 activeMDF−endMDF 使 100% 对应个人真实疲劳到顶；恢复因子 0.998与 Elfving[14] 半衰期 35s 吻合。（⑤）云端与延迟：全链路 P99 延迟约 320ms。（⑥）验收：校准与云函数联调通过。</w:t>
       </w:r>
     </w:p>
     <w:p>
       <w:pPr>
-        <w:spacing w:before="280" w:after="120"/>
+        <w:spacing w:before="280" w:after="120" w:lineRule="auto" w:line="360"/>
         <w:outlineLvl w:val="0"/>
         <w:rPr>
           <w:lang w:eastAsia="zh-CN"/>
@@ -20338,8 +20535,8 @@
       <w:r>
         <w:rPr>
           <w:rFonts w:hint="eastAsia" w:ascii="黑体" w:hAnsi="黑体" w:eastAsia="黑体"/>
-          <w:b w:val="1"/>
-          <w:sz w:val="30"/>
+          <w:b/>
+          <w:sz w:val="24"/>
           <w:lang w:eastAsia="zh-CN"/>
         </w:rPr>
         <w:t>七、结论</w:t>
@@ -20348,7 +20545,7 @@
     </w:p>
     <w:p>
       <w:pPr>
-        <w:spacing w:before="200" w:after="80"/>
+        <w:spacing w:before="200" w:after="80" w:lineRule="auto" w:line="360"/>
         <w:outlineLvl w:val="1"/>
         <w:rPr>
           <w:lang w:eastAsia="zh-CN"/>
@@ -20368,6 +20565,7 @@
     </w:p>
     <w:p>
       <w:pPr>
+        <w:spacing w:lineRule="auto" w:line="360"/>
         <w:jc w:val="center"/>
         <w:rPr>
           <w:lang w:eastAsia="zh-CN"/>
@@ -20375,8 +20573,9 @@
       </w:pPr>
       <w:r>
         <w:rPr>
-          <w:rFonts w:hint="eastAsia"/>
-          <w:sz w:val="21"/>
+          <w:rFonts w:hint="eastAsia" w:ascii="Times New Roman" w:hAnsi="Times New Roman" w:eastAsia="宋体"/>
+          <w:b w:val="0"/>
+          <w:sz w:val="24"/>
           <w:szCs w:val="21"/>
           <w:lang w:eastAsia="zh-CN"/>
         </w:rPr>
@@ -20885,7 +21084,7 @@
     </w:p>
     <w:p>
       <w:pPr>
-        <w:spacing w:before="200" w:after="80"/>
+        <w:spacing w:before="200" w:after="80" w:lineRule="auto" w:line="360"/>
         <w:outlineLvl w:val="1"/>
       </w:pPr>
       <w:bookmarkStart w:id="37" w:name="_Toc235389069"/>
@@ -20901,13 +21100,15 @@
     </w:p>
     <w:p>
       <w:pPr>
-        <w:rPr>
-          <w:lang w:eastAsia="zh-CN"/>
-        </w:rPr>
-      </w:pPr>
-      <w:r>
-        <w:rPr>
-          <w:rFonts w:hint="eastAsia"/>
+        <w:spacing w:lineRule="auto" w:line="360"/>
+        <w:rPr>
+          <w:lang w:eastAsia="zh-CN"/>
+        </w:rPr>
+      </w:pPr>
+      <w:r>
+        <w:rPr>
+          <w:rFonts w:hint="eastAsia" w:ascii="Times New Roman" w:hAnsi="Times New Roman" w:eastAsia="宋体"/>
+          <w:sz w:val="24"/>
           <w:szCs w:val="24"/>
           <w:lang w:eastAsia="zh-CN"/>
         </w:rPr>
@@ -20916,13 +21117,15 @@
     </w:p>
     <w:p>
       <w:pPr>
-        <w:rPr>
-          <w:lang w:eastAsia="zh-CN"/>
-        </w:rPr>
-      </w:pPr>
-      <w:r>
-        <w:rPr>
-          <w:rFonts w:hint="eastAsia"/>
+        <w:spacing w:lineRule="auto" w:line="360"/>
+        <w:rPr>
+          <w:lang w:eastAsia="zh-CN"/>
+        </w:rPr>
+      </w:pPr>
+      <w:r>
+        <w:rPr>
+          <w:rFonts w:hint="eastAsia" w:ascii="Times New Roman" w:hAnsi="Times New Roman" w:eastAsia="宋体"/>
+          <w:sz w:val="24"/>
           <w:szCs w:val="24"/>
           <w:lang w:eastAsia="zh-CN"/>
         </w:rPr>
@@ -20931,12 +21134,14 @@
     </w:p>
     <w:p>
       <w:pPr>
+        <w:spacing w:lineRule="auto" w:line="360"/>
         <w:jc w:val="center"/>
       </w:pPr>
       <w:r>
         <w:rPr>
-          <w:rFonts w:hint="eastAsia"/>
-          <w:sz w:val="21"/>
+          <w:rFonts w:hint="eastAsia" w:ascii="Times New Roman" w:hAnsi="Times New Roman" w:eastAsia="宋体"/>
+          <w:b w:val="0"/>
+          <w:sz w:val="24"/>
           <w:szCs w:val="21"/>
         </w:rPr>
         <w:t>表30 算法局限性与不足</w:t>
@@ -21417,7 +21622,7 @@
     </w:p>
     <w:p>
       <w:pPr>
-        <w:spacing w:before="200" w:after="80"/>
+        <w:spacing w:before="200" w:after="80" w:lineRule="auto" w:line="360"/>
         <w:outlineLvl w:val="1"/>
         <w:rPr>
           <w:lang w:eastAsia="zh-CN"/>
@@ -21437,19 +21642,21 @@
     </w:p>
     <w:p>
       <w:pPr>
-        <w:spacing w:after="80"/>
+        <w:spacing w:after="80" w:lineRule="auto" w:line="360"/>
         <w:ind w:firstLine="480"/>
       </w:pPr>
       <w:r>
         <w:rPr>
-          <w:rFonts w:hint="eastAsia" w:ascii="Times New Roman" w:hAnsi="Times New Roman"/>
+          <w:rFonts w:hint="eastAsia" w:ascii="Times New Roman" w:hAnsi="Times New Roman" w:eastAsia="宋体"/>
+          <w:sz w:val="24"/>
           <w:lang w:eastAsia="zh-CN"/>
         </w:rPr>
         <w:t>本文针对表面肌电（sEMG）运动疲劳的实时检测问题，提出了一种基于双锚点 MDF 归一化的个性化自适应算法，并在 Arduino UNO R4 WiFi 资源受限平台上完成实现。</w:t>
       </w:r>
       <w:r>
         <w:rPr>
-          <w:rFonts w:hint="eastAsia" w:ascii="Times New Roman" w:hAnsi="Times New Roman"/>
+          <w:rFonts w:hint="eastAsia" w:ascii="Times New Roman" w:hAnsi="Times New Roman" w:eastAsia="宋体"/>
+          <w:sz w:val="24"/>
         </w:rPr>
         <w:t>主要结论如下：</w:t>
       </w:r>
@@ -21457,14 +21664,15 @@
     <w:p>
       <w:pPr>
         <w:pStyle w:val="00002d"/>
-        <w:spacing w:after="40"/>
-        <w:rPr>
-          <w:lang w:eastAsia="zh-CN"/>
-        </w:rPr>
-      </w:pPr>
-      <w:r>
-        <w:rPr>
-          <w:rFonts w:hint="eastAsia" w:ascii="Times New Roman" w:hAnsi="Times New Roman"/>
+        <w:spacing w:after="40" w:lineRule="auto" w:line="360"/>
+        <w:rPr>
+          <w:lang w:eastAsia="zh-CN"/>
+        </w:rPr>
+      </w:pPr>
+      <w:r>
+        <w:rPr>
+          <w:rFonts w:hint="eastAsia" w:ascii="Times New Roman" w:hAnsi="Times New Roman" w:eastAsia="宋体"/>
+          <w:sz w:val="24"/>
           <w:lang w:eastAsia="zh-CN"/>
         </w:rPr>
         <w:t>（1）结论可再现：全部处理流程为确定性步骤，关键参数集中于 5.7 节，给定相同输入可稳定复现，满足可再现性。</w:t>
@@ -21473,17 +21681,154 @@
     <w:p>
       <w:pPr>
         <w:pStyle w:val="00002d"/>
-        <w:spacing w:after="40"/>
-        <w:rPr>
-          <w:lang w:eastAsia="zh-CN"/>
-        </w:rPr>
-      </w:pPr>
-      <w:r>
-        <w:rPr>
-          <w:rFonts w:hint="eastAsia" w:ascii="Times New Roman" w:hAnsi="Times New Roman"/>
+        <w:spacing w:after="40" w:lineRule="auto" w:line="360"/>
+        <w:rPr>
+          <w:lang w:eastAsia="zh-CN"/>
+        </w:rPr>
+      </w:pPr>
+      <w:r>
+        <w:rPr>
+          <w:rFonts w:hint="eastAsia" w:ascii="Times New Roman" w:hAnsi="Times New Roman" w:eastAsia="宋体"/>
+          <w:sz w:val="24"/>
           <w:lang w:eastAsia="zh-CN"/>
         </w:rPr>
         <w:t>（2）验证了核心研究假设：以"肌肉疲劳时 MDF 系统性下降"为基本假设</w:t>
+      </w:r>
+      <w:r>
+        <w:rPr>
+          <w:rFonts w:ascii="Times New Roman" w:hAnsi="Times New Roman" w:eastAsia="宋体"/>
+          <w:sz w:val="24"/>
+          <w:vertAlign w:val="superscript"/>
+          <w:lang w:eastAsia="zh-CN"/>
+        </w:rPr>
+        <w:t>[12,16]</w:t>
+      </w:r>
+      <w:r>
+        <w:rPr>
+          <w:rFonts w:hint="eastAsia" w:ascii="Times New Roman" w:hAnsi="Times New Roman" w:eastAsia="宋体"/>
+          <w:sz w:val="24"/>
+          <w:lang w:eastAsia="zh-CN"/>
+        </w:rPr>
+        <w:t>，以校准峰值 MDF 与用力末MDF 为双锚点归一化为 0~100% 疲劳度</w:t>
+      </w:r>
+      <w:r>
+        <w:rPr>
+          <w:rFonts w:ascii="Times New Roman" w:hAnsi="Times New Roman" w:eastAsia="宋体"/>
+          <w:sz w:val="24"/>
+          <w:vertAlign w:val="superscript"/>
+          <w:lang w:eastAsia="zh-CN"/>
+        </w:rPr>
+        <w:t>[1,2]</w:t>
+      </w:r>
+      <w:r>
+        <w:rPr>
+          <w:rFonts w:hint="eastAsia" w:ascii="Times New Roman" w:hAnsi="Times New Roman" w:eastAsia="宋体"/>
+          <w:sz w:val="24"/>
+          <w:lang w:eastAsia="zh-CN"/>
+        </w:rPr>
+        <w:t>；现场实测表明该方式有效消除单次校准基线捕获时机的不确定性。</w:t>
+      </w:r>
+    </w:p>
+    <w:p>
+      <w:pPr>
+        <w:pStyle w:val="00002d"/>
+        <w:spacing w:after="40" w:lineRule="auto" w:line="360"/>
+        <w:rPr>
+          <w:lang w:eastAsia="zh-CN"/>
+        </w:rPr>
+      </w:pPr>
+      <w:r>
+        <w:rPr>
+          <w:rFonts w:hint="eastAsia" w:ascii="Times New Roman" w:hAnsi="Times New Roman" w:eastAsia="宋体"/>
+          <w:sz w:val="24"/>
+          <w:lang w:eastAsia="zh-CN"/>
+        </w:rPr>
+        <w:t>（3）实用贡献：以 MDF 频谱特征作为疲劳主指标，对电极-皮肤接触压力引起的幅度伪迹更具鲁棒性；并以指数恢复模型刻画放松期疲劳衰减，与生理学规律相符</w:t>
+      </w:r>
+      <w:r>
+        <w:rPr>
+          <w:rFonts w:ascii="Times New Roman" w:hAnsi="Times New Roman" w:eastAsia="宋体"/>
+          <w:sz w:val="24"/>
+          <w:vertAlign w:val="superscript"/>
+          <w:lang w:eastAsia="zh-CN"/>
+        </w:rPr>
+        <w:t>[14]</w:t>
+      </w:r>
+      <w:r>
+        <w:rPr>
+          <w:rFonts w:hint="eastAsia" w:ascii="Times New Roman" w:hAnsi="Times New Roman" w:eastAsia="宋体"/>
+          <w:sz w:val="24"/>
+          <w:lang w:eastAsia="zh-CN"/>
+        </w:rPr>
+        <w:t>；以 RMS 趋势做力交叉验证缓解 MDF-力混杂</w:t>
+      </w:r>
+      <w:r>
+        <w:rPr>
+          <w:rFonts w:ascii="Times New Roman" w:hAnsi="Times New Roman" w:eastAsia="宋体"/>
+          <w:sz w:val="24"/>
+          <w:vertAlign w:val="superscript"/>
+          <w:lang w:eastAsia="zh-CN"/>
+        </w:rPr>
+        <w:t>[15]</w:t>
+      </w:r>
+      <w:r>
+        <w:rPr>
+          <w:rFonts w:hint="eastAsia" w:ascii="Times New Roman" w:hAnsi="Times New Roman" w:eastAsia="宋体"/>
+          <w:sz w:val="24"/>
+          <w:lang w:eastAsia="zh-CN"/>
+        </w:rPr>
+        <w:t>。</w:t>
+      </w:r>
+    </w:p>
+    <w:p>
+      <w:pPr>
+        <w:pStyle w:val="00002d"/>
+        <w:spacing w:after="40" w:lineRule="auto" w:line="360"/>
+        <w:rPr>
+          <w:lang w:eastAsia="zh-CN"/>
+        </w:rPr>
+      </w:pPr>
+      <w:r>
+        <w:rPr>
+          <w:rFonts w:hint="eastAsia" w:ascii="Times New Roman" w:hAnsi="Times New Roman" w:eastAsia="宋体"/>
+          <w:sz w:val="24"/>
+          <w:lang w:eastAsia="zh-CN"/>
+        </w:rPr>
+        <w:t>（4）局限性与误差来源：单通道仅采集一块肌肉、频率分辨率受 256 点 FFT 限制（约 3.9Hz/bin）；电极接触不良会引入功率谱异常；疲劳度与主观疲劳的相关性仍有待受试者对照实验验证</w:t>
+      </w:r>
+      <w:r>
+        <w:rPr>
+          <w:rFonts w:ascii="Times New Roman" w:hAnsi="Times New Roman" w:eastAsia="宋体"/>
+          <w:sz w:val="24"/>
+          <w:vertAlign w:val="superscript"/>
+          <w:lang w:eastAsia="zh-CN"/>
+        </w:rPr>
+        <w:t>[17]</w:t>
+      </w:r>
+      <w:r>
+        <w:rPr>
+          <w:rFonts w:hint="eastAsia" w:ascii="Times New Roman" w:hAnsi="Times New Roman" w:eastAsia="宋体"/>
+          <w:sz w:val="24"/>
+          <w:lang w:eastAsia="zh-CN"/>
+        </w:rPr>
+        <w:t>。</w:t>
+      </w:r>
+    </w:p>
+    <w:p>
+      <w:pPr>
+        <w:pStyle w:val="00002d"/>
+        <w:spacing w:after="40" w:lineRule="auto" w:line="360"/>
+        <w:rPr>
+          <w:lang w:eastAsia="zh-CN"/>
+        </w:rPr>
+      </w:pPr>
+      <w:r>
+        <w:rPr>
+          <w:rFonts w:hint="eastAsia" w:ascii="Times New Roman" w:hAnsi="Times New Roman" w:eastAsia="宋体"/>
+          <w:sz w:val="24"/>
+          <w:lang w:eastAsia="zh-CN"/>
+        </w:rPr>
+        <w:t>（5）结合实际与未来展望：本算法已落地于可穿戴疲劳预警臂带原型，可在弯举训练等重复用力场景中提供实时反馈；后续将融合多频域特征（多特征 PCA 方法[17]）、扩展多通道采集，并招募受试者开展校准-疲劳相关性验证，进一步夯实生理可解释性。</w:t>
       </w:r>
       <w:r>
         <w:rPr>
@@ -21491,140 +21836,17 @@
           <w:vertAlign w:val="superscript"/>
           <w:lang w:eastAsia="zh-CN"/>
         </w:rPr>
-        <w:t>[12,16]</w:t>
       </w:r>
       <w:r>
         <w:rPr>
           <w:rFonts w:hint="eastAsia" w:ascii="Times New Roman" w:hAnsi="Times New Roman"/>
           <w:lang w:eastAsia="zh-CN"/>
         </w:rPr>
-        <w:t>，以校准峰值 MDF 与用力末MDF 为双锚点归一化为 0~100% 疲劳度</w:t>
-      </w:r>
-      <w:r>
-        <w:rPr>
-          <w:rFonts w:ascii="Times New Roman" w:hAnsi="Times New Roman"/>
-          <w:vertAlign w:val="superscript"/>
-          <w:lang w:eastAsia="zh-CN"/>
-        </w:rPr>
-        <w:t>[1,2]</w:t>
-      </w:r>
-      <w:r>
-        <w:rPr>
-          <w:rFonts w:hint="eastAsia" w:ascii="Times New Roman" w:hAnsi="Times New Roman"/>
-          <w:lang w:eastAsia="zh-CN"/>
-        </w:rPr>
-        <w:t>；现场实测表明该方式有效消除单次校准基线捕获时机的不确定性。</w:t>
       </w:r>
     </w:p>
     <w:p>
       <w:pPr>
-        <w:pStyle w:val="00002d"/>
-        <w:spacing w:after="40"/>
-        <w:rPr>
-          <w:lang w:eastAsia="zh-CN"/>
-        </w:rPr>
-      </w:pPr>
-      <w:r>
-        <w:rPr>
-          <w:rFonts w:hint="eastAsia" w:ascii="Times New Roman" w:hAnsi="Times New Roman"/>
-          <w:lang w:eastAsia="zh-CN"/>
-        </w:rPr>
-        <w:t>（3）实用贡献：以 MDF 频谱特征作为疲劳主指标，对电极-皮肤接触压力引起的幅度伪迹更具鲁棒性；并以指数恢复模型刻画放松期疲劳衰减，与生理学规律相符</w:t>
-      </w:r>
-      <w:r>
-        <w:rPr>
-          <w:rFonts w:ascii="Times New Roman" w:hAnsi="Times New Roman"/>
-          <w:vertAlign w:val="superscript"/>
-          <w:lang w:eastAsia="zh-CN"/>
-        </w:rPr>
-        <w:t>[14]</w:t>
-      </w:r>
-      <w:r>
-        <w:rPr>
-          <w:rFonts w:hint="eastAsia" w:ascii="Times New Roman" w:hAnsi="Times New Roman"/>
-          <w:lang w:eastAsia="zh-CN"/>
-        </w:rPr>
-        <w:t>；以 RMS 趋势做力交叉验证缓解 MDF-力混杂</w:t>
-      </w:r>
-      <w:r>
-        <w:rPr>
-          <w:rFonts w:ascii="Times New Roman" w:hAnsi="Times New Roman"/>
-          <w:vertAlign w:val="superscript"/>
-          <w:lang w:eastAsia="zh-CN"/>
-        </w:rPr>
-        <w:t>[15]</w:t>
-      </w:r>
-      <w:r>
-        <w:rPr>
-          <w:rFonts w:hint="eastAsia" w:ascii="Times New Roman" w:hAnsi="Times New Roman"/>
-          <w:lang w:eastAsia="zh-CN"/>
-        </w:rPr>
-        <w:t>。</w:t>
-      </w:r>
-    </w:p>
-    <w:p>
-      <w:pPr>
-        <w:pStyle w:val="00002d"/>
-        <w:spacing w:after="40"/>
-        <w:rPr>
-          <w:lang w:eastAsia="zh-CN"/>
-        </w:rPr>
-      </w:pPr>
-      <w:r>
-        <w:rPr>
-          <w:rFonts w:hint="eastAsia" w:ascii="Times New Roman" w:hAnsi="Times New Roman"/>
-          <w:lang w:eastAsia="zh-CN"/>
-        </w:rPr>
-        <w:t>（4）局限性与误差来源：单通道仅采集一块肌肉、频率分辨率受 256 点 FFT 限制（约 3.9Hz/bin）；电极接触不良会引入功率谱异常；疲劳度与主观疲劳的相关性仍有待受试者对照实验验证</w:t>
-      </w:r>
-      <w:r>
-        <w:rPr>
-          <w:rFonts w:ascii="Times New Roman" w:hAnsi="Times New Roman"/>
-          <w:vertAlign w:val="superscript"/>
-          <w:lang w:eastAsia="zh-CN"/>
-        </w:rPr>
-        <w:t>[17]</w:t>
-      </w:r>
-      <w:r>
-        <w:rPr>
-          <w:rFonts w:hint="eastAsia" w:ascii="Times New Roman" w:hAnsi="Times New Roman"/>
-          <w:lang w:eastAsia="zh-CN"/>
-        </w:rPr>
-        <w:t>。</w:t>
-      </w:r>
-    </w:p>
-    <w:p>
-      <w:pPr>
-        <w:pStyle w:val="00002d"/>
-        <w:spacing w:after="40"/>
-        <w:rPr>
-          <w:lang w:eastAsia="zh-CN"/>
-        </w:rPr>
-      </w:pPr>
-      <w:r>
-        <w:rPr>
-          <w:rFonts w:hint="eastAsia" w:ascii="Times New Roman" w:hAnsi="Times New Roman"/>
-          <w:lang w:eastAsia="zh-CN"/>
-        </w:rPr>
-        <w:t>（5）结合实际与未来展望：本算法已落地于可穿戴疲劳预警臂带原型，可在弯举训练等重复用力场景中提供实时反馈；后续将融合多频域特征（多特征 PCA 方法[17]）、扩展多通道采集，并招募受试者开展校准-疲劳相关性验证，进一步夯实生理可解释性。</w:t>
-      </w:r>
-      <w:r>
-        <w:rPr>
-          <w:rFonts w:ascii="Times New Roman" w:hAnsi="Times New Roman"/>
-          <w:vertAlign w:val="superscript"/>
-          <w:lang w:eastAsia="zh-CN"/>
-        </w:rPr>
-      </w:r>
-      <w:r>
-        <w:rPr>
-          <w:rFonts w:hint="eastAsia" w:ascii="Times New Roman" w:hAnsi="Times New Roman"/>
-          <w:lang w:eastAsia="zh-CN"/>
-        </w:rPr>
-      </w:r>
-    </w:p>
-    <w:p>
-      <w:pPr>
-        <w:spacing w:before="280" w:after="120"/>
+        <w:spacing w:before="280" w:after="120" w:lineRule="auto" w:line="360"/>
         <w:outlineLvl w:val="0"/>
         <w:rPr>
           <w:lang w:eastAsia="zh-CN"/>
@@ -21634,8 +21856,8 @@
       <w:r>
         <w:rPr>
           <w:rFonts w:hint="eastAsia" w:ascii="黑体" w:hAnsi="黑体" w:eastAsia="黑体"/>
-          <w:b w:val="1"/>
-          <w:sz w:val="30"/>
+          <w:b/>
+          <w:sz w:val="24"/>
           <w:lang w:eastAsia="zh-CN"/>
         </w:rPr>
         <w:t>八、参考文献</w:t>
@@ -21644,7 +21866,7 @@
     </w:p>
     <w:p>
       <w:pPr>
-        <w:spacing w:after="40"/>
+        <w:spacing w:after="40" w:lineRule="auto" w:line="360"/>
         <w:ind w:left="480" w:hanging="480"/>
         <w:rPr>
           <w:lang w:eastAsia="zh-CN"/>
@@ -21652,7 +21874,7 @@
       </w:pPr>
       <w:r>
         <w:rPr>
-          <w:rFonts w:hint="eastAsia" w:ascii="Times New Roman" w:hAnsi="Times New Roman"/>
+          <w:rFonts w:hint="eastAsia" w:ascii="Times New Roman" w:hAnsi="Times New Roman" w:eastAsia="宋体"/>
           <w:sz w:val="21"/>
           <w:lang w:eastAsia="zh-CN"/>
         </w:rPr>
@@ -21661,7 +21883,7 @@
     </w:p>
     <w:p>
       <w:pPr>
-        <w:spacing w:after="40"/>
+        <w:spacing w:after="40" w:lineRule="auto" w:line="360"/>
         <w:ind w:left="480" w:hanging="480"/>
         <w:rPr>
           <w:lang w:eastAsia="zh-CN"/>
@@ -21669,7 +21891,7 @@
       </w:pPr>
       <w:r>
         <w:rPr>
-          <w:rFonts w:hint="eastAsia" w:ascii="Times New Roman" w:hAnsi="Times New Roman"/>
+          <w:rFonts w:hint="eastAsia" w:ascii="Times New Roman" w:hAnsi="Times New Roman" w:eastAsia="宋体"/>
           <w:sz w:val="21"/>
           <w:lang w:eastAsia="zh-CN"/>
         </w:rPr>
@@ -21678,7 +21900,7 @@
     </w:p>
     <w:p>
       <w:pPr>
-        <w:spacing w:after="40"/>
+        <w:spacing w:after="40" w:lineRule="auto" w:line="360"/>
         <w:ind w:left="480" w:hanging="480"/>
         <w:rPr>
           <w:lang w:eastAsia="zh-CN"/>
@@ -21686,7 +21908,7 @@
       </w:pPr>
       <w:r>
         <w:rPr>
-          <w:rFonts w:hint="eastAsia" w:ascii="Times New Roman" w:hAnsi="Times New Roman"/>
+          <w:rFonts w:hint="eastAsia" w:ascii="Times New Roman" w:hAnsi="Times New Roman" w:eastAsia="宋体"/>
           <w:sz w:val="21"/>
           <w:lang w:eastAsia="zh-CN"/>
         </w:rPr>
@@ -21695,7 +21917,7 @@
     </w:p>
     <w:p>
       <w:pPr>
-        <w:spacing w:after="40"/>
+        <w:spacing w:after="40" w:lineRule="auto" w:line="360"/>
         <w:ind w:left="480" w:hanging="480"/>
         <w:rPr>
           <w:lang w:eastAsia="zh-CN"/>
@@ -21703,7 +21925,7 @@
       </w:pPr>
       <w:r>
         <w:rPr>
-          <w:rFonts w:hint="eastAsia" w:ascii="Times New Roman" w:hAnsi="Times New Roman"/>
+          <w:rFonts w:hint="eastAsia" w:ascii="Times New Roman" w:hAnsi="Times New Roman" w:eastAsia="宋体"/>
           <w:sz w:val="21"/>
           <w:lang w:eastAsia="zh-CN"/>
         </w:rPr>
@@ -21712,7 +21934,7 @@
     </w:p>
     <w:p>
       <w:pPr>
-        <w:spacing w:after="40"/>
+        <w:spacing w:after="40" w:lineRule="auto" w:line="360"/>
         <w:ind w:left="480" w:hanging="480"/>
         <w:rPr>
           <w:lang w:eastAsia="zh-CN"/>
@@ -21720,7 +21942,7 @@
       </w:pPr>
       <w:r>
         <w:rPr>
-          <w:rFonts w:hint="eastAsia" w:ascii="Times New Roman" w:hAnsi="Times New Roman"/>
+          <w:rFonts w:hint="eastAsia" w:ascii="Times New Roman" w:hAnsi="Times New Roman" w:eastAsia="宋体"/>
           <w:sz w:val="21"/>
           <w:lang w:eastAsia="zh-CN"/>
         </w:rPr>
@@ -21729,7 +21951,7 @@
     </w:p>
     <w:p>
       <w:pPr>
-        <w:spacing w:after="40"/>
+        <w:spacing w:after="40" w:lineRule="auto" w:line="360"/>
         <w:ind w:left="480" w:hanging="480"/>
         <w:rPr>
           <w:lang w:eastAsia="zh-CN"/>
@@ -21737,7 +21959,7 @@
       </w:pPr>
       <w:r>
         <w:rPr>
-          <w:rFonts w:hint="eastAsia" w:ascii="Times New Roman" w:hAnsi="Times New Roman"/>
+          <w:rFonts w:hint="eastAsia" w:ascii="Times New Roman" w:hAnsi="Times New Roman" w:eastAsia="宋体"/>
           <w:sz w:val="21"/>
           <w:lang w:eastAsia="zh-CN"/>
         </w:rPr>
@@ -21746,7 +21968,7 @@
     </w:p>
     <w:p>
       <w:pPr>
-        <w:spacing w:after="40"/>
+        <w:spacing w:after="40" w:lineRule="auto" w:line="360"/>
         <w:ind w:left="480" w:hanging="480"/>
         <w:rPr>
           <w:lang w:eastAsia="zh-CN"/>
@@ -21754,7 +21976,7 @@
       </w:pPr>
       <w:r>
         <w:rPr>
-          <w:rFonts w:hint="eastAsia" w:ascii="Times New Roman" w:hAnsi="Times New Roman"/>
+          <w:rFonts w:hint="eastAsia" w:ascii="Times New Roman" w:hAnsi="Times New Roman" w:eastAsia="宋体"/>
           <w:sz w:val="21"/>
           <w:lang w:eastAsia="zh-CN"/>
         </w:rPr>
@@ -21763,7 +21985,7 @@
     </w:p>
     <w:p>
       <w:pPr>
-        <w:spacing w:after="40"/>
+        <w:spacing w:after="40" w:lineRule="auto" w:line="360"/>
         <w:ind w:left="480" w:hanging="480"/>
         <w:rPr>
           <w:lang w:eastAsia="zh-CN"/>
@@ -21771,7 +21993,7 @@
       </w:pPr>
       <w:r>
         <w:rPr>
-          <w:rFonts w:hint="eastAsia" w:ascii="Times New Roman" w:hAnsi="Times New Roman"/>
+          <w:rFonts w:hint="eastAsia" w:ascii="Times New Roman" w:hAnsi="Times New Roman" w:eastAsia="宋体"/>
           <w:sz w:val="21"/>
           <w:lang w:eastAsia="zh-CN"/>
         </w:rPr>
@@ -21780,12 +22002,12 @@
     </w:p>
     <w:p>
       <w:pPr>
-        <w:spacing w:after="40"/>
+        <w:spacing w:after="40" w:lineRule="auto" w:line="360"/>
         <w:ind w:left="480" w:hanging="480"/>
       </w:pPr>
       <w:r>
         <w:rPr>
-          <w:rFonts w:ascii="Times New Roman" w:hAnsi="Times New Roman"/>
+          <w:rFonts w:ascii="Times New Roman" w:hAnsi="Times New Roman" w:eastAsia="宋体"/>
           <w:sz w:val="21"/>
         </w:rPr>
         <w:t>[9] De Luca CJ. The use of surface electromyography in biomechanics[J]. Journal of Applied Biomechanics, 1997, 13(2): 135-163.</w:t>
@@ -21793,12 +22015,12 @@
     </w:p>
     <w:p>
       <w:pPr>
-        <w:spacing w:after="40"/>
+        <w:spacing w:after="40" w:lineRule="auto" w:line="360"/>
         <w:ind w:left="480" w:hanging="480"/>
       </w:pPr>
       <w:r>
         <w:rPr>
-          <w:rFonts w:ascii="Times New Roman" w:hAnsi="Times New Roman"/>
+          <w:rFonts w:ascii="Times New Roman" w:hAnsi="Times New Roman" w:eastAsia="宋体"/>
           <w:sz w:val="21"/>
         </w:rPr>
         <w:t>[10] Merletti R, Knaflitz M, De Luca CJ. Myoelectric manifestations of fatigue in voluntary and electrically elicited contractions[J]. Journal of Applied Physiology, 1990, 69(5): 1810-1820.</w:t>
@@ -21806,12 +22028,12 @@
     </w:p>
     <w:p>
       <w:pPr>
-        <w:spacing w:after="40"/>
+        <w:spacing w:after="40" w:lineRule="auto" w:line="360"/>
         <w:ind w:left="480" w:hanging="480"/>
       </w:pPr>
       <w:r>
         <w:rPr>
-          <w:rFonts w:ascii="Times New Roman" w:hAnsi="Times New Roman"/>
+          <w:rFonts w:ascii="Times New Roman" w:hAnsi="Times New Roman" w:eastAsia="宋体"/>
           <w:sz w:val="21"/>
         </w:rPr>
         <w:t>[11] Merletti R, Parker PA. Electromyography: Physiology, Engineering, and Non-Invasive Applications[M]. IEEE Press/Wiley, 2004.</w:t>
@@ -21819,12 +22041,12 @@
     </w:p>
     <w:p>
       <w:pPr>
-        <w:spacing w:after="40"/>
+        <w:spacing w:after="40" w:lineRule="auto" w:line="360"/>
         <w:ind w:left="480" w:hanging="480"/>
       </w:pPr>
       <w:r>
         <w:rPr>
-          <w:rFonts w:ascii="Times New Roman" w:hAnsi="Times New Roman"/>
+          <w:rFonts w:ascii="Times New Roman" w:hAnsi="Times New Roman" w:eastAsia="宋体"/>
           <w:sz w:val="21"/>
         </w:rPr>
         <w:t>[12] Cifrek M, Medved V, Tonković S, Ostojić S. Surface EMG based muscle fatigue evaluation in biomechanics[J]. Clinical Biomechanics, 2009, 24(4): 327-340.</w:t>
@@ -21832,12 +22054,12 @@
     </w:p>
     <w:p>
       <w:pPr>
-        <w:spacing w:after="40"/>
+        <w:spacing w:after="40" w:lineRule="auto" w:line="360"/>
         <w:ind w:left="480" w:hanging="480"/>
       </w:pPr>
       <w:r>
         <w:rPr>
-          <w:rFonts w:ascii="Times New Roman" w:hAnsi="Times New Roman"/>
+          <w:rFonts w:ascii="Times New Roman" w:hAnsi="Times New Roman" w:eastAsia="宋体"/>
           <w:sz w:val="21"/>
         </w:rPr>
         <w:t>[13] González-Izal M, Malanda A, Gorostiaga E, Izquierdo M. Electromyographic models to assess muscle fatigue[J]. Journal of Electromyography and Kinesiology, 2012, 22(4): 501-512.</w:t>
@@ -21845,12 +22067,12 @@
     </w:p>
     <w:p>
       <w:pPr>
-        <w:spacing w:after="40"/>
+        <w:spacing w:after="40" w:lineRule="auto" w:line="360"/>
         <w:ind w:left="480" w:hanging="480"/>
       </w:pPr>
       <w:r>
         <w:rPr>
-          <w:rFonts w:ascii="Times New Roman" w:hAnsi="Times New Roman"/>
+          <w:rFonts w:ascii="Times New Roman" w:hAnsi="Times New Roman" w:eastAsia="宋体"/>
           <w:sz w:val="21"/>
         </w:rPr>
         <w:t>[14] Elfving B, Liljequist D, Dedering Å, Nemeth G. Recovery of electromyographic median frequency after lumbar muscle fatigue analysed using an exponential time dependence[J]. European Journal of Applied Physiology, 2002, 88: 85-93.</w:t>
@@ -21858,12 +22080,12 @@
     </w:p>
     <w:p>
       <w:pPr>
-        <w:spacing w:after="40"/>
+        <w:spacing w:after="40" w:lineRule="auto" w:line="360"/>
         <w:ind w:left="480" w:hanging="480"/>
       </w:pPr>
       <w:r>
         <w:rPr>
-          <w:rFonts w:ascii="Times New Roman" w:hAnsi="Times New Roman"/>
+          <w:rFonts w:ascii="Times New Roman" w:hAnsi="Times New Roman" w:eastAsia="宋体"/>
           <w:sz w:val="21"/>
         </w:rPr>
         <w:t>[15] Phinyomark A, Phukpattaranont P, Limsakul C. The usefulness of mean and median frequencies in electromyography analysis[M]//Computational Intelligence in Electromyography Analysis. IntechOpen, 2012.</w:t>
@@ -21871,12 +22093,12 @@
     </w:p>
     <w:p>
       <w:pPr>
-        <w:spacing w:after="40"/>
+        <w:spacing w:after="40" w:lineRule="auto" w:line="360"/>
         <w:ind w:left="480" w:hanging="480"/>
       </w:pPr>
       <w:r>
         <w:rPr>
-          <w:rFonts w:ascii="Times New Roman" w:hAnsi="Times New Roman"/>
+          <w:rFonts w:ascii="Times New Roman" w:hAnsi="Times New Roman" w:eastAsia="宋体"/>
           <w:sz w:val="21"/>
         </w:rPr>
         <w:t>[16] Cao H, et al. Application of surface electromyography in exercise fatigue assessment[J]. Frontiers in Systems Neuroscience, 2022, 16: 893275.</w:t>
@@ -21884,12 +22106,12 @@
     </w:p>
     <w:p>
       <w:pPr>
-        <w:spacing w:after="40"/>
+        <w:spacing w:after="40" w:lineRule="auto" w:line="360"/>
         <w:ind w:left="480" w:hanging="480"/>
       </w:pPr>
       <w:r>
         <w:rPr>
-          <w:rFonts w:ascii="Times New Roman" w:hAnsi="Times New Roman"/>
+          <w:rFonts w:ascii="Times New Roman" w:hAnsi="Times New Roman" w:eastAsia="宋体"/>
           <w:sz w:val="21"/>
         </w:rPr>
         <w:t>[17] Miaoulis N, et al. Developing a Novel Muscle Fatigue Index for Wireless sEMG Sensors: Metrics and Regression Models for Real-Time Monitoring[J]. Electronics, 2025, 14(11): 2097.</w:t>
@@ -21902,7 +22124,7 @@
       <w:footerReference r:id="rId10" w:type="default"/>
       <w:footerReference r:id="rId12" w:type="first"/>
       <w:footerReference r:id="rId11" w:type="even"/>
-      <w:pgSz w:w="12240" w:h="15840"/>
+      <w:pgSz w:w="11906" w:h="16838"/>
       <w:pgMar w:top="1440" w:right="1800" w:bottom="1440" w:left="1800" w:header="720" w:footer="720" w:gutter="0"/>
       <w:cols w:space="720"/>
       <w:docGrid w:linePitch="360"/>
